--- a/docs/DOCUMENTACAO_PAINEL.docx
+++ b/docs/DOCUMENTACAO_PAINEL.docx
@@ -12,7 +12,7 @@
           <w:color w:val="1F2D5C"/>
           <w:sz w:val="22"/>
         </w:rPr>
-        <w:t>CVC IAM ANALYTICS</w:t>
+        <w:t>CVC · IAM ANALYTICS</w:t>
       </w:r>
     </w:p>
     <w:p>
@@ -23,22 +23,9 @@
         <w:rPr>
           <w:b/>
           <w:color w:val="1F2D5C"/>
-          <w:sz w:val="44"/>
+          <w:sz w:val="40"/>
         </w:rPr>
-        <w:t>Documentação do Painel</w:t>
-      </w:r>
-    </w:p>
-    <w:p>
-      <w:pPr>
-        <w:jc w:val="center"/>
-      </w:pPr>
-      <w:r>
-        <w:rPr>
-          <w:i/>
-          <w:color w:val="5A6478"/>
-          <w:sz w:val="22"/>
-        </w:rPr>
-        <w:t>Versão v2.0.1</w:t>
+        <w:t>Guia rápido do painel</w:t>
       </w:r>
     </w:p>
     <w:p/>
@@ -50,7 +37,7 @@
         <w:rPr>
           <w:color w:val="1F2D5C"/>
         </w:rPr>
-        <w:t>1. Visão geral do produto</w:t>
+        <w:t>Filtros laterais</w:t>
       </w:r>
     </w:p>
     <w:p>
@@ -61,20 +48,222 @@
           <w:color w:val="2C3340"/>
           <w:sz w:val="20"/>
         </w:rPr>
-        <w:t>O IAM Analytics confronta a base de RH da CVC com os extratos de acesso dos sistemas corporativos (SYSTUR na Fase 1; SIGOT, SICA RA, SICA Esfera, IC nas fases seguintes) e gera pendências de acesso quando há divergência entre o que o cargo do funcionário exige (matriz) e o que ele de fato possui.</w:t>
+        <w:t>Aparecem em todas as abas. Clique simples isola o valor; Ctrl+clique adiciona/remove (multi-seleção).</w:t>
       </w:r>
     </w:p>
-    <w:p>
-      <w:r>
-        <w:rPr>
-          <w:b w:val="0"/>
-          <w:i w:val="0"/>
-          <w:color w:val="2C3340"/>
-          <w:sz w:val="20"/>
-        </w:rPr>
-        <w:t>O painel apresenta essas pendências em uma interface de governança — não edita o banco diretamente: ações do usuário (enviar para quarentena, resolver pendência sob ticket Jira) são registradas como interações que o Processador consolida na próxima execução.</w:t>
-      </w:r>
-    </w:p>
+    <w:tbl>
+      <w:tblPr>
+        <w:tblStyle w:val="LightGrid-Accent1"/>
+        <w:tblW w:type="auto" w:w="0"/>
+        <w:tblLayout w:type="fixed"/>
+        <w:tblLook w:firstColumn="1" w:firstRow="1" w:lastColumn="0" w:lastRow="0" w:noHBand="0" w:noVBand="1" w:val="04A0"/>
+      </w:tblPr>
+      <w:tblGrid>
+        <w:gridCol w:w="4986"/>
+        <w:gridCol w:w="4986"/>
+      </w:tblGrid>
+      <w:tr>
+        <w:tc>
+          <w:tcPr>
+            <w:tcW w:type="dxa" w:w="1701"/>
+            <w:shd w:val="clear" w:color="auto" w:fill="1F2D5C"/>
+          </w:tcPr>
+          <w:p>
+            <w:r/>
+            <w:r>
+              <w:rPr>
+                <w:b/>
+                <w:color w:val="FFFFFF"/>
+                <w:sz w:val="20"/>
+              </w:rPr>
+              <w:t>Filtro</w:t>
+            </w:r>
+          </w:p>
+        </w:tc>
+        <w:tc>
+          <w:tcPr>
+            <w:tcW w:type="dxa" w:w="7654"/>
+            <w:shd w:val="clear" w:color="auto" w:fill="1F2D5C"/>
+          </w:tcPr>
+          <w:p>
+            <w:r/>
+            <w:r>
+              <w:rPr>
+                <w:b/>
+                <w:color w:val="FFFFFF"/>
+                <w:sz w:val="20"/>
+              </w:rPr>
+              <w:t>Para que serve</w:t>
+            </w:r>
+          </w:p>
+        </w:tc>
+      </w:tr>
+      <w:tr>
+        <w:tc>
+          <w:tcPr>
+            <w:tcW w:type="dxa" w:w="1701"/>
+          </w:tcPr>
+          <w:p>
+            <w:r/>
+            <w:r>
+              <w:rPr>
+                <w:color w:val="2C3340"/>
+                <w:sz w:val="20"/>
+              </w:rPr>
+              <w:t>Vínculo</w:t>
+            </w:r>
+          </w:p>
+        </w:tc>
+        <w:tc>
+          <w:tcPr>
+            <w:tcW w:type="dxa" w:w="7654"/>
+          </w:tcPr>
+          <w:p>
+            <w:r/>
+            <w:r>
+              <w:rPr>
+                <w:color w:val="2C3340"/>
+                <w:sz w:val="20"/>
+              </w:rPr>
+              <w:t>Separa Funcionário (CLT, na base RH) de Terceiro (quando a integração existir).</w:t>
+            </w:r>
+          </w:p>
+        </w:tc>
+      </w:tr>
+      <w:tr>
+        <w:tc>
+          <w:tcPr>
+            <w:tcW w:type="dxa" w:w="1701"/>
+            <w:shd w:val="clear" w:color="auto" w:fill="F5F6FA"/>
+          </w:tcPr>
+          <w:p>
+            <w:r/>
+            <w:r>
+              <w:rPr>
+                <w:color w:val="2C3340"/>
+                <w:sz w:val="20"/>
+              </w:rPr>
+              <w:t>Ação</w:t>
+            </w:r>
+          </w:p>
+        </w:tc>
+        <w:tc>
+          <w:tcPr>
+            <w:tcW w:type="dxa" w:w="7654"/>
+            <w:shd w:val="clear" w:color="auto" w:fill="F5F6FA"/>
+          </w:tcPr>
+          <w:p>
+            <w:r/>
+            <w:r>
+              <w:rPr>
+                <w:color w:val="2C3340"/>
+                <w:sz w:val="20"/>
+              </w:rPr>
+              <w:t>O que precisa ser feito com a pendência: Incluir Acesso, Alterar Perfil, Em Análise ou Não Mapeado.</w:t>
+            </w:r>
+          </w:p>
+        </w:tc>
+      </w:tr>
+      <w:tr>
+        <w:tc>
+          <w:tcPr>
+            <w:tcW w:type="dxa" w:w="1701"/>
+          </w:tcPr>
+          <w:p>
+            <w:r/>
+            <w:r>
+              <w:rPr>
+                <w:color w:val="2C3340"/>
+                <w:sz w:val="20"/>
+              </w:rPr>
+              <w:t>Status</w:t>
+            </w:r>
+          </w:p>
+        </w:tc>
+        <w:tc>
+          <w:tcPr>
+            <w:tcW w:type="dxa" w:w="7654"/>
+          </w:tcPr>
+          <w:p>
+            <w:r/>
+            <w:r>
+              <w:rPr>
+                <w:color w:val="2C3340"/>
+                <w:sz w:val="20"/>
+              </w:rPr>
+              <w:t>Pendente (ainda não tratado) ou Resolvido (já passou pela Resolução).</w:t>
+            </w:r>
+          </w:p>
+        </w:tc>
+      </w:tr>
+      <w:tr>
+        <w:tc>
+          <w:tcPr>
+            <w:tcW w:type="dxa" w:w="1701"/>
+            <w:shd w:val="clear" w:color="auto" w:fill="F5F6FA"/>
+          </w:tcPr>
+          <w:p>
+            <w:r/>
+            <w:r>
+              <w:rPr>
+                <w:color w:val="2C3340"/>
+                <w:sz w:val="20"/>
+              </w:rPr>
+              <w:t>Tipo</w:t>
+            </w:r>
+          </w:p>
+        </w:tc>
+        <w:tc>
+          <w:tcPr>
+            <w:tcW w:type="dxa" w:w="7654"/>
+            <w:shd w:val="clear" w:color="auto" w:fill="F5F6FA"/>
+          </w:tcPr>
+          <w:p>
+            <w:r/>
+            <w:r>
+              <w:rPr>
+                <w:color w:val="2C3340"/>
+                <w:sz w:val="20"/>
+              </w:rPr>
+              <w:t>Mesma classificação da Ação, com o rótulo usado na grid: Sem Acesso, Divergente, Em Análise, Sem Vínculo RH.</w:t>
+            </w:r>
+          </w:p>
+        </w:tc>
+      </w:tr>
+      <w:tr>
+        <w:tc>
+          <w:tcPr>
+            <w:tcW w:type="dxa" w:w="1701"/>
+          </w:tcPr>
+          <w:p>
+            <w:r/>
+            <w:r>
+              <w:rPr>
+                <w:color w:val="2C3340"/>
+                <w:sz w:val="20"/>
+              </w:rPr>
+              <w:t>Sistema</w:t>
+            </w:r>
+          </w:p>
+        </w:tc>
+        <w:tc>
+          <w:tcPr>
+            <w:tcW w:type="dxa" w:w="7654"/>
+          </w:tcPr>
+          <w:p>
+            <w:r/>
+            <w:r>
+              <w:rPr>
+                <w:color w:val="2C3340"/>
+                <w:sz w:val="20"/>
+              </w:rPr>
+              <w:t>Filtra por sistema de origem do acesso. Na Fase 1, apenas SYSTUR.</w:t>
+            </w:r>
+          </w:p>
+        </w:tc>
+      </w:tr>
+    </w:tbl>
+    <w:p/>
     <w:p>
       <w:pPr>
         <w:pStyle w:val="Heading1"/>
@@ -83,7 +272,7 @@
         <w:rPr>
           <w:color w:val="1F2D5C"/>
         </w:rPr>
-        <w:t>2. Abas (navegação principal)</w:t>
+        <w:t>O que cada Ação significa</w:t>
       </w:r>
     </w:p>
     <w:tbl>
@@ -109,9 +298,9 @@
               <w:rPr>
                 <w:b/>
                 <w:color w:val="FFFFFF"/>
-                <w:sz w:val="19"/>
+                <w:sz w:val="20"/>
               </w:rPr>
-              <w:t>Aba</w:t>
+              <w:t>Ação</w:t>
             </w:r>
           </w:p>
         </w:tc>
@@ -126,9 +315,9 @@
               <w:rPr>
                 <w:b/>
                 <w:color w:val="FFFFFF"/>
-                <w:sz w:val="19"/>
+                <w:sz w:val="20"/>
               </w:rPr>
-              <w:t>Função</w:t>
+              <w:t>Quando aparece</w:t>
             </w:r>
           </w:p>
         </w:tc>
@@ -143,9 +332,9 @@
             <w:r>
               <w:rPr>
                 <w:color w:val="2C3340"/>
-                <w:sz w:val="18"/>
+                <w:sz w:val="20"/>
               </w:rPr>
-              <w:t>Visão Geral</w:t>
+              <w:t>Incluir Acesso</w:t>
             </w:r>
           </w:p>
         </w:tc>
@@ -158,9 +347,9 @@
             <w:r>
               <w:rPr>
                 <w:color w:val="2C3340"/>
-                <w:sz w:val="18"/>
+                <w:sz w:val="20"/>
               </w:rPr>
-              <w:t>KPIs e gráficos resumindo as pendências do sistema em escopo.</w:t>
+              <w:t>Funcionário sem o acesso que a matriz do cargo exige.</w:t>
             </w:r>
           </w:p>
         </w:tc>
@@ -176,9 +365,9 @@
             <w:r>
               <w:rPr>
                 <w:color w:val="2C3340"/>
-                <w:sz w:val="18"/>
+                <w:sz w:val="20"/>
               </w:rPr>
-              <w:t>Pendências</w:t>
+              <w:t>Alterar Perfil</w:t>
             </w:r>
           </w:p>
         </w:tc>
@@ -192,9 +381,9 @@
             <w:r>
               <w:rPr>
                 <w:color w:val="2C3340"/>
-                <w:sz w:val="18"/>
+                <w:sz w:val="20"/>
               </w:rPr>
-              <w:t>Grade detalhada de todas as pendências (uma linha por funcionário/usuário).</w:t>
+              <w:t>Funcionário com perfil diferente do permitido para o cargo.</w:t>
             </w:r>
           </w:p>
         </w:tc>
@@ -209,9 +398,9 @@
             <w:r>
               <w:rPr>
                 <w:color w:val="2C3340"/>
-                <w:sz w:val="18"/>
+                <w:sz w:val="20"/>
               </w:rPr>
-              <w:t>Consulta</w:t>
+              <w:t>Em Análise</w:t>
             </w:r>
           </w:p>
         </w:tc>
@@ -224,9 +413,9 @@
             <w:r>
               <w:rPr>
                 <w:color w:val="2C3340"/>
-                <w:sz w:val="18"/>
+                <w:sz w:val="20"/>
               </w:rPr>
-              <w:t>(Em construção) Consulta livre por filtros.</w:t>
+              <w:t>O cargo tem mais de um perfil possível na matriz — alguém precisa decidir.</w:t>
             </w:r>
           </w:p>
         </w:tc>
@@ -242,9 +431,9 @@
             <w:r>
               <w:rPr>
                 <w:color w:val="2C3340"/>
-                <w:sz w:val="18"/>
+                <w:sz w:val="20"/>
               </w:rPr>
-              <w:t>Histórico</w:t>
+              <w:t>Não Mapeado</w:t>
             </w:r>
           </w:p>
         </w:tc>
@@ -258,210 +447,9 @@
             <w:r>
               <w:rPr>
                 <w:color w:val="2C3340"/>
-                <w:sz w:val="18"/>
+                <w:sz w:val="20"/>
               </w:rPr>
-              <w:t>Trilha de auditoria das resoluções de pendências.</w:t>
-            </w:r>
-          </w:p>
-        </w:tc>
-      </w:tr>
-      <w:tr>
-        <w:tc>
-          <w:tcPr>
-            <w:tcW w:type="dxa" w:w="1984"/>
-          </w:tcPr>
-          <w:p>
-            <w:r/>
-            <w:r>
-              <w:rPr>
-                <w:color w:val="2C3340"/>
-                <w:sz w:val="18"/>
-              </w:rPr>
-              <w:t>Quarentena</w:t>
-            </w:r>
-          </w:p>
-        </w:tc>
-        <w:tc>
-          <w:tcPr>
-            <w:tcW w:type="dxa" w:w="7370"/>
-          </w:tcPr>
-          <w:p>
-            <w:r/>
-            <w:r>
-              <w:rPr>
-                <w:color w:val="2C3340"/>
-                <w:sz w:val="18"/>
-              </w:rPr>
-              <w:t>Funcionários em quarentena (ativos e finalizados).</w:t>
-            </w:r>
-          </w:p>
-        </w:tc>
-      </w:tr>
-    </w:tbl>
-    <w:p/>
-    <w:p>
-      <w:r>
-        <w:rPr>
-          <w:b w:val="0"/>
-          <w:i w:val="0"/>
-          <w:color w:val="2C3340"/>
-          <w:sz w:val="20"/>
-        </w:rPr>
-        <w:t>Trocar de aba força a releitura do banco — a grid sempre reflete o estado mais recente.</w:t>
-      </w:r>
-    </w:p>
-    <w:p>
-      <w:pPr>
-        <w:pStyle w:val="Heading1"/>
-      </w:pPr>
-      <w:r>
-        <w:rPr>
-          <w:color w:val="1F2D5C"/>
-        </w:rPr>
-        <w:t>3. Cabeçalho do painel</w:t>
-      </w:r>
-    </w:p>
-    <w:tbl>
-      <w:tblPr>
-        <w:tblStyle w:val="LightGrid-Accent1"/>
-        <w:tblW w:type="auto" w:w="0"/>
-        <w:tblLayout w:type="fixed"/>
-        <w:tblLook w:firstColumn="1" w:firstRow="1" w:lastColumn="0" w:lastRow="0" w:noHBand="0" w:noVBand="1" w:val="04A0"/>
-      </w:tblPr>
-      <w:tblGrid>
-        <w:gridCol w:w="4986"/>
-        <w:gridCol w:w="4986"/>
-      </w:tblGrid>
-      <w:tr>
-        <w:tc>
-          <w:tcPr>
-            <w:tcW w:type="dxa" w:w="2268"/>
-            <w:shd w:val="clear" w:color="auto" w:fill="1F2D5C"/>
-          </w:tcPr>
-          <w:p>
-            <w:r/>
-            <w:r>
-              <w:rPr>
-                <w:b/>
-                <w:color w:val="FFFFFF"/>
-                <w:sz w:val="19"/>
-              </w:rPr>
-              <w:t>Item</w:t>
-            </w:r>
-          </w:p>
-        </w:tc>
-        <w:tc>
-          <w:tcPr>
-            <w:tcW w:type="dxa" w:w="7087"/>
-            <w:shd w:val="clear" w:color="auto" w:fill="1F2D5C"/>
-          </w:tcPr>
-          <w:p>
-            <w:r/>
-            <w:r>
-              <w:rPr>
-                <w:b/>
-                <w:color w:val="FFFFFF"/>
-                <w:sz w:val="19"/>
-              </w:rPr>
-              <w:t>Significado</w:t>
-            </w:r>
-          </w:p>
-        </w:tc>
-      </w:tr>
-      <w:tr>
-        <w:tc>
-          <w:tcPr>
-            <w:tcW w:type="dxa" w:w="2268"/>
-          </w:tcPr>
-          <w:p>
-            <w:r/>
-            <w:r>
-              <w:rPr>
-                <w:color w:val="2C3340"/>
-                <w:sz w:val="18"/>
-              </w:rPr>
-              <w:t>Referência</w:t>
-            </w:r>
-          </w:p>
-        </w:tc>
-        <w:tc>
-          <w:tcPr>
-            <w:tcW w:type="dxa" w:w="7087"/>
-          </w:tcPr>
-          <w:p>
-            <w:r/>
-            <w:r>
-              <w:rPr>
-                <w:color w:val="2C3340"/>
-                <w:sz w:val="18"/>
-              </w:rPr>
-              <w:t>Mês/ano da data mais recente em bi_divergencias.data_identificacao. Indica o "fechamento" do cenário atualmente carregado.</w:t>
-            </w:r>
-          </w:p>
-        </w:tc>
-      </w:tr>
-      <w:tr>
-        <w:tc>
-          <w:tcPr>
-            <w:tcW w:type="dxa" w:w="2268"/>
-            <w:shd w:val="clear" w:color="auto" w:fill="F5F6FA"/>
-          </w:tcPr>
-          <w:p>
-            <w:r/>
-            <w:r>
-              <w:rPr>
-                <w:color w:val="2C3340"/>
-                <w:sz w:val="18"/>
-              </w:rPr>
-              <w:t>Última atualização</w:t>
-            </w:r>
-          </w:p>
-        </w:tc>
-        <w:tc>
-          <w:tcPr>
-            <w:tcW w:type="dxa" w:w="7087"/>
-            <w:shd w:val="clear" w:color="auto" w:fill="F5F6FA"/>
-          </w:tcPr>
-          <w:p>
-            <w:r/>
-            <w:r>
-              <w:rPr>
-                <w:color w:val="2C3340"/>
-                <w:sz w:val="18"/>
-              </w:rPr>
-              <w:t>Mesma data acima, com hora — reflete quando o Processador rodou pela última vez.</w:t>
-            </w:r>
-          </w:p>
-        </w:tc>
-      </w:tr>
-      <w:tr>
-        <w:tc>
-          <w:tcPr>
-            <w:tcW w:type="dxa" w:w="2268"/>
-          </w:tcPr>
-          <w:p>
-            <w:r/>
-            <w:r>
-              <w:rPr>
-                <w:color w:val="2C3340"/>
-                <w:sz w:val="18"/>
-              </w:rPr>
-              <w:t>Logo CVC</w:t>
-            </w:r>
-          </w:p>
-        </w:tc>
-        <w:tc>
-          <w:tcPr>
-            <w:tcW w:type="dxa" w:w="7087"/>
-          </w:tcPr>
-          <w:p>
-            <w:r/>
-            <w:r>
-              <w:rPr>
-                <w:color w:val="2C3340"/>
-                <w:sz w:val="18"/>
-              </w:rPr>
-              <w:t>Volta para a aba Visão Geral.</w:t>
+              <w:t>Acesso no sistema sem funcionário correspondente no RH ativo (usuário "órfão").</w:t>
             </w:r>
           </w:p>
         </w:tc>
@@ -476,18 +464,7 @@
         <w:rPr>
           <w:color w:val="1F2D5C"/>
         </w:rPr>
-        <w:t>4. Aba Visão Geral</w:t>
-      </w:r>
-    </w:p>
-    <w:p>
-      <w:pPr>
-        <w:pStyle w:val="Heading2"/>
-      </w:pPr>
-      <w:r>
-        <w:rPr>
-          <w:color w:val="1F2D5C"/>
-        </w:rPr>
-        <w:t>KPIs (cards superiores)</w:t>
+        <w:t>Aba Pendências</w:t>
       </w:r>
     </w:p>
     <w:p>
@@ -498,326 +475,62 @@
           <w:color w:val="2C3340"/>
           <w:sz w:val="20"/>
         </w:rPr>
-        <w:t>Cinco cards no topo da página:</w:t>
+        <w:t>Lista todos os funcionários (e usuários sem vínculo) com alguma pendência de acesso. Uma linha por pessoa.</w:t>
       </w:r>
     </w:p>
-    <w:tbl>
-      <w:tblPr>
-        <w:tblStyle w:val="LightGrid-Accent1"/>
-        <w:tblW w:type="auto" w:w="0"/>
-        <w:tblLayout w:type="fixed"/>
-        <w:tblLook w:firstColumn="1" w:firstRow="1" w:lastColumn="0" w:lastRow="0" w:noHBand="0" w:noVBand="1" w:val="04A0"/>
-      </w:tblPr>
-      <w:tblGrid>
-        <w:gridCol w:w="3324"/>
-        <w:gridCol w:w="3324"/>
-        <w:gridCol w:w="3324"/>
-      </w:tblGrid>
-      <w:tr>
-        <w:tc>
-          <w:tcPr>
-            <w:tcW w:type="dxa" w:w="1984"/>
-            <w:shd w:val="clear" w:color="auto" w:fill="1F2D5C"/>
-          </w:tcPr>
-          <w:p>
-            <w:r/>
-            <w:r>
-              <w:rPr>
-                <w:b/>
-                <w:color w:val="FFFFFF"/>
-                <w:sz w:val="19"/>
-              </w:rPr>
-              <w:t>Card</w:t>
-            </w:r>
-          </w:p>
-        </w:tc>
-        <w:tc>
-          <w:tcPr>
-            <w:tcW w:type="dxa" w:w="5386"/>
-            <w:shd w:val="clear" w:color="auto" w:fill="1F2D5C"/>
-          </w:tcPr>
-          <w:p>
-            <w:r/>
-            <w:r>
-              <w:rPr>
-                <w:b/>
-                <w:color w:val="FFFFFF"/>
-                <w:sz w:val="19"/>
-              </w:rPr>
-              <w:t>O que conta</w:t>
-            </w:r>
-          </w:p>
-        </w:tc>
-        <w:tc>
-          <w:tcPr>
-            <w:tcW w:type="dxa" w:w="1984"/>
-            <w:shd w:val="clear" w:color="auto" w:fill="1F2D5C"/>
-          </w:tcPr>
-          <w:p>
-            <w:r/>
-            <w:r>
-              <w:rPr>
-                <w:b/>
-                <w:color w:val="FFFFFF"/>
-                <w:sz w:val="19"/>
-              </w:rPr>
-              <w:t>Cor de barra</w:t>
-            </w:r>
-          </w:p>
-        </w:tc>
-      </w:tr>
-      <w:tr>
-        <w:tc>
-          <w:tcPr>
-            <w:tcW w:type="dxa" w:w="1984"/>
-          </w:tcPr>
-          <w:p>
-            <w:r/>
-            <w:r>
-              <w:rPr>
-                <w:color w:val="2C3340"/>
-                <w:sz w:val="18"/>
-              </w:rPr>
-              <w:t>Incluir Acesso</w:t>
-            </w:r>
-          </w:p>
-        </w:tc>
-        <w:tc>
-          <w:tcPr>
-            <w:tcW w:type="dxa" w:w="5386"/>
-          </w:tcPr>
-          <w:p>
-            <w:r/>
-            <w:r>
-              <w:rPr>
-                <w:color w:val="2C3340"/>
-                <w:sz w:val="18"/>
-              </w:rPr>
-              <w:t>Funcionários sem o acesso que a matriz exige (status=SEM_ACESSO)</w:t>
-            </w:r>
-          </w:p>
-        </w:tc>
-        <w:tc>
-          <w:tcPr>
-            <w:tcW w:type="dxa" w:w="1984"/>
-          </w:tcPr>
-          <w:p>
-            <w:r/>
-            <w:r>
-              <w:rPr>
-                <w:color w:val="2C3340"/>
-                <w:sz w:val="18"/>
-              </w:rPr>
-              <w:t>Azul claro #2980B9</w:t>
-            </w:r>
-          </w:p>
-        </w:tc>
-      </w:tr>
-      <w:tr>
-        <w:tc>
-          <w:tcPr>
-            <w:tcW w:type="dxa" w:w="1984"/>
-            <w:shd w:val="clear" w:color="auto" w:fill="F5F6FA"/>
-          </w:tcPr>
-          <w:p>
-            <w:r/>
-            <w:r>
-              <w:rPr>
-                <w:color w:val="2C3340"/>
-                <w:sz w:val="18"/>
-              </w:rPr>
-              <w:t>Alterar Perfil</w:t>
-            </w:r>
-          </w:p>
-        </w:tc>
-        <w:tc>
-          <w:tcPr>
-            <w:tcW w:type="dxa" w:w="5386"/>
-            <w:shd w:val="clear" w:color="auto" w:fill="F5F6FA"/>
-          </w:tcPr>
-          <w:p>
-            <w:r/>
-            <w:r>
-              <w:rPr>
-                <w:color w:val="2C3340"/>
-                <w:sz w:val="18"/>
-              </w:rPr>
-              <w:t>Funcionários com perfil diferente do esperado (status=DIVERGENTE)</w:t>
-            </w:r>
-          </w:p>
-        </w:tc>
-        <w:tc>
-          <w:tcPr>
-            <w:tcW w:type="dxa" w:w="1984"/>
-            <w:shd w:val="clear" w:color="auto" w:fill="F5F6FA"/>
-          </w:tcPr>
-          <w:p>
-            <w:r/>
-            <w:r>
-              <w:rPr>
-                <w:color w:val="2C3340"/>
-                <w:sz w:val="18"/>
-              </w:rPr>
-              <w:t>Azul escuro #154360</w:t>
-            </w:r>
-          </w:p>
-        </w:tc>
-      </w:tr>
-      <w:tr>
-        <w:tc>
-          <w:tcPr>
-            <w:tcW w:type="dxa" w:w="1984"/>
-          </w:tcPr>
-          <w:p>
-            <w:r/>
-            <w:r>
-              <w:rPr>
-                <w:color w:val="2C3340"/>
-                <w:sz w:val="18"/>
-              </w:rPr>
-              <w:t>Em Análise</w:t>
-            </w:r>
-          </w:p>
-        </w:tc>
-        <w:tc>
-          <w:tcPr>
-            <w:tcW w:type="dxa" w:w="5386"/>
-          </w:tcPr>
-          <w:p>
-            <w:r/>
-            <w:r>
-              <w:rPr>
-                <w:color w:val="2C3340"/>
-                <w:sz w:val="18"/>
-              </w:rPr>
-              <w:t>Cargos com mais de um perfil possível na matriz (status=EM_ANALISE) — requer decisão humana</w:t>
-            </w:r>
-          </w:p>
-        </w:tc>
-        <w:tc>
-          <w:tcPr>
-            <w:tcW w:type="dxa" w:w="1984"/>
-          </w:tcPr>
-          <w:p>
-            <w:r/>
-            <w:r>
-              <w:rPr>
-                <w:color w:val="2C3340"/>
-                <w:sz w:val="18"/>
-              </w:rPr>
-              <w:t>Laranja #E67E22</w:t>
-            </w:r>
-          </w:p>
-        </w:tc>
-      </w:tr>
-      <w:tr>
-        <w:tc>
-          <w:tcPr>
-            <w:tcW w:type="dxa" w:w="1984"/>
-            <w:shd w:val="clear" w:color="auto" w:fill="F5F6FA"/>
-          </w:tcPr>
-          <w:p>
-            <w:r/>
-            <w:r>
-              <w:rPr>
-                <w:color w:val="2C3340"/>
-                <w:sz w:val="18"/>
-              </w:rPr>
-              <w:t>Total Não Mapeados</w:t>
-            </w:r>
-          </w:p>
-        </w:tc>
-        <w:tc>
-          <w:tcPr>
-            <w:tcW w:type="dxa" w:w="5386"/>
-            <w:shd w:val="clear" w:color="auto" w:fill="F5F6FA"/>
-          </w:tcPr>
-          <w:p>
-            <w:r/>
-            <w:r>
-              <w:rPr>
-                <w:color w:val="2C3340"/>
-                <w:sz w:val="18"/>
-              </w:rPr>
-              <w:t>Usuários no SYSTUR sem matrícula correspondente no RH ativo (tipo=ACESSO_SEM_VINCULO_RH)</w:t>
-            </w:r>
-          </w:p>
-        </w:tc>
-        <w:tc>
-          <w:tcPr>
-            <w:tcW w:type="dxa" w:w="1984"/>
-            <w:shd w:val="clear" w:color="auto" w:fill="F5F6FA"/>
-          </w:tcPr>
-          <w:p>
-            <w:r/>
-            <w:r>
-              <w:rPr>
-                <w:color w:val="2C3340"/>
-                <w:sz w:val="18"/>
-              </w:rPr>
-              <w:t>Roxo #7D3C98</w:t>
-            </w:r>
-          </w:p>
-        </w:tc>
-      </w:tr>
-      <w:tr>
-        <w:tc>
-          <w:tcPr>
-            <w:tcW w:type="dxa" w:w="1984"/>
-          </w:tcPr>
-          <w:p>
-            <w:r/>
-            <w:r>
-              <w:rPr>
-                <w:color w:val="2C3340"/>
-                <w:sz w:val="18"/>
-              </w:rPr>
-              <w:t>Total c/ Ação</w:t>
-            </w:r>
-          </w:p>
-        </w:tc>
-        <w:tc>
-          <w:tcPr>
-            <w:tcW w:type="dxa" w:w="5386"/>
-          </w:tcPr>
-          <w:p>
-            <w:r/>
-            <w:r>
-              <w:rPr>
-                <w:color w:val="2C3340"/>
-                <w:sz w:val="18"/>
-              </w:rPr>
-              <w:t>Soma dos quatro acima — pendências totais</w:t>
-            </w:r>
-          </w:p>
-        </w:tc>
-        <w:tc>
-          <w:tcPr>
-            <w:tcW w:type="dxa" w:w="1984"/>
-          </w:tcPr>
-          <w:p>
-            <w:r/>
-            <w:r>
-              <w:rPr>
-                <w:color w:val="2C3340"/>
-                <w:sz w:val="18"/>
-              </w:rPr>
-              <w:t>Verde #1E8449</w:t>
-            </w:r>
-          </w:p>
-        </w:tc>
-      </w:tr>
-    </w:tbl>
-    <w:p/>
     <w:p>
-      <w:pPr>
-        <w:pStyle w:val="Heading2"/>
-      </w:pPr>
       <w:r>
         <w:rPr>
-          <w:color w:val="1F2D5C"/>
+          <w:b/>
+          <w:i w:val="0"/>
+          <w:color w:val="2C3340"/>
+          <w:sz w:val="20"/>
         </w:rPr>
-        <w:t>Gráficos</w:t>
+        <w:t>Regras aplicadas:</w:t>
+      </w:r>
+    </w:p>
+    <w:p>
+      <w:r>
+        <w:rPr>
+          <w:b w:val="0"/>
+          <w:i w:val="0"/>
+          <w:color w:val="2C3340"/>
+          <w:sz w:val="20"/>
+        </w:rPr>
+        <w:t>• Mostra somente pendências com Ação (Incluir, Alterar, Em Análise ou Não Mapeado).</w:t>
+      </w:r>
+    </w:p>
+    <w:p>
+      <w:r>
+        <w:rPr>
+          <w:b w:val="0"/>
+          <w:i w:val="0"/>
+          <w:color w:val="2C3340"/>
+          <w:sz w:val="20"/>
+        </w:rPr>
+        <w:t>• A coluna Status indica se já houve resolução: Pendente = não, Resolvido = sim.</w:t>
+      </w:r>
+    </w:p>
+    <w:p>
+      <w:r>
+        <w:rPr>
+          <w:b w:val="0"/>
+          <w:i w:val="0"/>
+          <w:color w:val="2C3340"/>
+          <w:sz w:val="20"/>
+        </w:rPr>
+        <w:t>• A linha agrupa todas as pendências do mesmo funcionário (quando há mais de uma, o número aparece na coluna Qtd e dá pra expandir).</w:t>
+      </w:r>
+    </w:p>
+    <w:p>
+      <w:r>
+        <w:rPr>
+          <w:b/>
+          <w:i w:val="0"/>
+          <w:color w:val="2C3340"/>
+          <w:sz w:val="20"/>
+        </w:rPr>
+        <w:t>Ações disponíveis na linha:</w:t>
       </w:r>
     </w:p>
     <w:tbl>
@@ -843,9 +556,9 @@
               <w:rPr>
                 <w:b/>
                 <w:color w:val="FFFFFF"/>
-                <w:sz w:val="19"/>
+                <w:sz w:val="20"/>
               </w:rPr>
-              <w:t>Gráfico</w:t>
+              <w:t>Botão</w:t>
             </w:r>
           </w:p>
         </w:tc>
@@ -860,9 +573,9 @@
               <w:rPr>
                 <w:b/>
                 <w:color w:val="FFFFFF"/>
-                <w:sz w:val="19"/>
+                <w:sz w:val="20"/>
               </w:rPr>
-              <w:t>O que mostra</w:t>
+              <w:t>O que faz</w:t>
             </w:r>
           </w:p>
         </w:tc>
@@ -877,9 +590,9 @@
             <w:r>
               <w:rPr>
                 <w:color w:val="2C3340"/>
-                <w:sz w:val="18"/>
+                <w:sz w:val="20"/>
               </w:rPr>
-              <w:t>Por Sistema</w:t>
+              <w:t>Resolver (⊕)</w:t>
             </w:r>
           </w:p>
         </w:tc>
@@ -892,9 +605,9 @@
             <w:r>
               <w:rPr>
                 <w:color w:val="2C3340"/>
-                <w:sz w:val="18"/>
+                <w:sz w:val="20"/>
               </w:rPr>
-              <w:t>Quantidade de pendências por sistema (Fase 1: SYSTUR).</w:t>
+              <w:t>Abre um modal pra registrar a resolução sob ticket do Jira. Depois de confirmar, a linha passa a Resolvido e aparece no Histórico.</w:t>
             </w:r>
           </w:p>
         </w:tc>
@@ -910,9 +623,9 @@
             <w:r>
               <w:rPr>
                 <w:color w:val="2C3340"/>
-                <w:sz w:val="18"/>
+                <w:sz w:val="20"/>
               </w:rPr>
-              <w:t>Por Ação</w:t>
+              <w:t>Quarentena</w:t>
             </w:r>
           </w:p>
         </w:tc>
@@ -926,9 +639,41 @@
             <w:r>
               <w:rPr>
                 <w:color w:val="2C3340"/>
-                <w:sz w:val="18"/>
+                <w:sz w:val="20"/>
               </w:rPr>
-              <w:t>Distribuição dos quatro tipos de ação: Incluir Acesso, Alterar Perfil, Em Análise, Não Mapeado.</w:t>
+              <w:t>Coloca o funcionário em quarentena por 90 dias. Ele sai das Pendências e vai pra aba Quarentena.</w:t>
+            </w:r>
+          </w:p>
+        </w:tc>
+      </w:tr>
+      <w:tr>
+        <w:tc>
+          <w:tcPr>
+            <w:tcW w:type="dxa" w:w="1984"/>
+          </w:tcPr>
+          <w:p>
+            <w:r/>
+            <w:r>
+              <w:rPr>
+                <w:color w:val="2C3340"/>
+                <w:sz w:val="20"/>
+              </w:rPr>
+              <w:t>Lupa (🔍)</w:t>
+            </w:r>
+          </w:p>
+        </w:tc>
+        <w:tc>
+          <w:tcPr>
+            <w:tcW w:type="dxa" w:w="7370"/>
+          </w:tcPr>
+          <w:p>
+            <w:r/>
+            <w:r>
+              <w:rPr>
+                <w:color w:val="2C3340"/>
+                <w:sz w:val="20"/>
+              </w:rPr>
+              <w:t>Aparece quando a pendência já foi resolvida. Abre o modal com os detalhes da resolução (ticket, descrição, quem resolveu).</w:t>
             </w:r>
           </w:p>
         </w:tc>
@@ -943,7 +688,7 @@
         <w:rPr>
           <w:color w:val="1F2D5C"/>
         </w:rPr>
-        <w:t>5. Aba Pendências</w:t>
+        <w:t>Aba Quarentena</w:t>
       </w:r>
     </w:p>
     <w:p>
@@ -954,1294 +699,18 @@
           <w:color w:val="2C3340"/>
           <w:sz w:val="20"/>
         </w:rPr>
-        <w:t>Grid principal. Cada linha é um funcionário ou usuário com uma ou mais pendências.</w:t>
+        <w:t>Funcionários colocados em "compasso de espera" antes da decisão final.</w:t>
       </w:r>
     </w:p>
     <w:p>
-      <w:pPr>
-        <w:pStyle w:val="Heading2"/>
-      </w:pPr>
       <w:r>
         <w:rPr>
-          <w:color w:val="1F2D5C"/>
+          <w:b/>
+          <w:i w:val="0"/>
+          <w:color w:val="2C3340"/>
+          <w:sz w:val="20"/>
         </w:rPr>
-        <w:t>Colunas da grid</w:t>
-      </w:r>
-    </w:p>
-    <w:tbl>
-      <w:tblPr>
-        <w:tblStyle w:val="LightGrid-Accent1"/>
-        <w:tblW w:type="auto" w:w="0"/>
-        <w:tblLayout w:type="fixed"/>
-        <w:tblLook w:firstColumn="1" w:firstRow="1" w:lastColumn="0" w:lastRow="0" w:noHBand="0" w:noVBand="1" w:val="04A0"/>
-      </w:tblPr>
-      <w:tblGrid>
-        <w:gridCol w:w="2493"/>
-        <w:gridCol w:w="2493"/>
-        <w:gridCol w:w="2493"/>
-        <w:gridCol w:w="2493"/>
-      </w:tblGrid>
-      <w:tr>
-        <w:tc>
-          <w:tcPr>
-            <w:tcW w:type="dxa" w:w="397"/>
-            <w:shd w:val="clear" w:color="auto" w:fill="1F2D5C"/>
-          </w:tcPr>
-          <w:p>
-            <w:r/>
-            <w:r>
-              <w:rPr>
-                <w:b/>
-                <w:color w:val="FFFFFF"/>
-                <w:sz w:val="19"/>
-              </w:rPr>
-              <w:t>#</w:t>
-            </w:r>
-          </w:p>
-        </w:tc>
-        <w:tc>
-          <w:tcPr>
-            <w:tcW w:type="dxa" w:w="1701"/>
-            <w:shd w:val="clear" w:color="auto" w:fill="1F2D5C"/>
-          </w:tcPr>
-          <w:p>
-            <w:r/>
-            <w:r>
-              <w:rPr>
-                <w:b/>
-                <w:color w:val="FFFFFF"/>
-                <w:sz w:val="19"/>
-              </w:rPr>
-              <w:t>Coluna</w:t>
-            </w:r>
-          </w:p>
-        </w:tc>
-        <w:tc>
-          <w:tcPr>
-            <w:tcW w:type="dxa" w:w="2835"/>
-            <w:shd w:val="clear" w:color="auto" w:fill="1F2D5C"/>
-          </w:tcPr>
-          <w:p>
-            <w:r/>
-            <w:r>
-              <w:rPr>
-                <w:b/>
-                <w:color w:val="FFFFFF"/>
-                <w:sz w:val="19"/>
-              </w:rPr>
-              <w:t>Conteúdo</w:t>
-            </w:r>
-          </w:p>
-        </w:tc>
-        <w:tc>
-          <w:tcPr>
-            <w:tcW w:type="dxa" w:w="3969"/>
-            <w:shd w:val="clear" w:color="auto" w:fill="1F2D5C"/>
-          </w:tcPr>
-          <w:p>
-            <w:r/>
-            <w:r>
-              <w:rPr>
-                <w:b/>
-                <w:color w:val="FFFFFF"/>
-                <w:sz w:val="19"/>
-              </w:rPr>
-              <w:t>Observações</w:t>
-            </w:r>
-          </w:p>
-        </w:tc>
-      </w:tr>
-      <w:tr>
-        <w:tc>
-          <w:tcPr>
-            <w:tcW w:type="dxa" w:w="397"/>
-          </w:tcPr>
-          <w:p>
-            <w:r/>
-            <w:r>
-              <w:rPr>
-                <w:color w:val="2C3340"/>
-                <w:sz w:val="18"/>
-              </w:rPr>
-              <w:t>1</w:t>
-            </w:r>
-          </w:p>
-        </w:tc>
-        <w:tc>
-          <w:tcPr>
-            <w:tcW w:type="dxa" w:w="1701"/>
-          </w:tcPr>
-          <w:p>
-            <w:r/>
-            <w:r>
-              <w:rPr>
-                <w:color w:val="2C3340"/>
-                <w:sz w:val="18"/>
-              </w:rPr>
-              <w:t>Quarentena</w:t>
-            </w:r>
-          </w:p>
-        </w:tc>
-        <w:tc>
-          <w:tcPr>
-            <w:tcW w:type="dxa" w:w="2835"/>
-          </w:tcPr>
-          <w:p>
-            <w:r/>
-            <w:r>
-              <w:rPr>
-                <w:color w:val="2C3340"/>
-                <w:sz w:val="18"/>
-              </w:rPr>
-              <w:t>Botão de ação (ícone)</w:t>
-            </w:r>
-          </w:p>
-        </w:tc>
-        <w:tc>
-          <w:tcPr>
-            <w:tcW w:type="dxa" w:w="3969"/>
-          </w:tcPr>
-          <w:p>
-            <w:r/>
-            <w:r>
-              <w:rPr>
-                <w:color w:val="2C3340"/>
-                <w:sz w:val="18"/>
-              </w:rPr>
-              <w:t>Envia o usuário para a aba Quarentena.</w:t>
-            </w:r>
-          </w:p>
-        </w:tc>
-      </w:tr>
-      <w:tr>
-        <w:tc>
-          <w:tcPr>
-            <w:tcW w:type="dxa" w:w="397"/>
-            <w:shd w:val="clear" w:color="auto" w:fill="F5F6FA"/>
-          </w:tcPr>
-          <w:p>
-            <w:r/>
-            <w:r>
-              <w:rPr>
-                <w:color w:val="2C3340"/>
-                <w:sz w:val="18"/>
-              </w:rPr>
-              <w:t>2</w:t>
-            </w:r>
-          </w:p>
-        </w:tc>
-        <w:tc>
-          <w:tcPr>
-            <w:tcW w:type="dxa" w:w="1701"/>
-            <w:shd w:val="clear" w:color="auto" w:fill="F5F6FA"/>
-          </w:tcPr>
-          <w:p>
-            <w:r/>
-            <w:r>
-              <w:rPr>
-                <w:color w:val="2C3340"/>
-                <w:sz w:val="18"/>
-              </w:rPr>
-              <w:t>(expandir)</w:t>
-            </w:r>
-          </w:p>
-        </w:tc>
-        <w:tc>
-          <w:tcPr>
-            <w:tcW w:type="dxa" w:w="2835"/>
-            <w:shd w:val="clear" w:color="auto" w:fill="F5F6FA"/>
-          </w:tcPr>
-          <w:p>
-            <w:r/>
-            <w:r>
-              <w:rPr>
-                <w:color w:val="2C3340"/>
-                <w:sz w:val="18"/>
-              </w:rPr>
-              <w:t>+ / −</w:t>
-            </w:r>
-          </w:p>
-        </w:tc>
-        <w:tc>
-          <w:tcPr>
-            <w:tcW w:type="dxa" w:w="3969"/>
-            <w:shd w:val="clear" w:color="auto" w:fill="F5F6FA"/>
-          </w:tcPr>
-          <w:p>
-            <w:r/>
-            <w:r>
-              <w:rPr>
-                <w:color w:val="2C3340"/>
-                <w:sz w:val="18"/>
-              </w:rPr>
-              <w:t>Expande detalhes quando há mais de uma pendência.</w:t>
-            </w:r>
-          </w:p>
-        </w:tc>
-      </w:tr>
-      <w:tr>
-        <w:tc>
-          <w:tcPr>
-            <w:tcW w:type="dxa" w:w="397"/>
-          </w:tcPr>
-          <w:p>
-            <w:r/>
-            <w:r>
-              <w:rPr>
-                <w:color w:val="2C3340"/>
-                <w:sz w:val="18"/>
-              </w:rPr>
-              <w:t>3</w:t>
-            </w:r>
-          </w:p>
-        </w:tc>
-        <w:tc>
-          <w:tcPr>
-            <w:tcW w:type="dxa" w:w="1701"/>
-          </w:tcPr>
-          <w:p>
-            <w:r/>
-            <w:r>
-              <w:rPr>
-                <w:color w:val="2C3340"/>
-                <w:sz w:val="18"/>
-              </w:rPr>
-              <w:t>Vínculo</w:t>
-            </w:r>
-          </w:p>
-        </w:tc>
-        <w:tc>
-          <w:tcPr>
-            <w:tcW w:type="dxa" w:w="2835"/>
-          </w:tcPr>
-          <w:p>
-            <w:r/>
-            <w:r>
-              <w:rPr>
-                <w:color w:val="2C3340"/>
-                <w:sz w:val="18"/>
-              </w:rPr>
-              <w:t>Funcionário ou Terceiro</w:t>
-            </w:r>
-          </w:p>
-        </w:tc>
-        <w:tc>
-          <w:tcPr>
-            <w:tcW w:type="dxa" w:w="3969"/>
-          </w:tcPr>
-          <w:p>
-            <w:r/>
-            <w:r>
-              <w:rPr>
-                <w:color w:val="2C3340"/>
-                <w:sz w:val="18"/>
-              </w:rPr>
-              <w:t>Hoje todos vêm como Funcionário; Terceiro entra com a integração da base de Terceiros (futura).</w:t>
-            </w:r>
-          </w:p>
-        </w:tc>
-      </w:tr>
-      <w:tr>
-        <w:tc>
-          <w:tcPr>
-            <w:tcW w:type="dxa" w:w="397"/>
-            <w:shd w:val="clear" w:color="auto" w:fill="F5F6FA"/>
-          </w:tcPr>
-          <w:p>
-            <w:r/>
-            <w:r>
-              <w:rPr>
-                <w:color w:val="2C3340"/>
-                <w:sz w:val="18"/>
-              </w:rPr>
-              <w:t>4</w:t>
-            </w:r>
-          </w:p>
-        </w:tc>
-        <w:tc>
-          <w:tcPr>
-            <w:tcW w:type="dxa" w:w="1701"/>
-            <w:shd w:val="clear" w:color="auto" w:fill="F5F6FA"/>
-          </w:tcPr>
-          <w:p>
-            <w:r/>
-            <w:r>
-              <w:rPr>
-                <w:color w:val="2C3340"/>
-                <w:sz w:val="18"/>
-              </w:rPr>
-              <w:t>Usuário/Acesso</w:t>
-            </w:r>
-          </w:p>
-        </w:tc>
-        <w:tc>
-          <w:tcPr>
-            <w:tcW w:type="dxa" w:w="2835"/>
-            <w:shd w:val="clear" w:color="auto" w:fill="F5F6FA"/>
-          </w:tcPr>
-          <w:p>
-            <w:r/>
-            <w:r>
-              <w:rPr>
-                <w:color w:val="2C3340"/>
-                <w:sz w:val="18"/>
-              </w:rPr>
-              <w:t>Login do usuário no sistema</w:t>
-            </w:r>
-          </w:p>
-        </w:tc>
-        <w:tc>
-          <w:tcPr>
-            <w:tcW w:type="dxa" w:w="3969"/>
-            <w:shd w:val="clear" w:color="auto" w:fill="F5F6FA"/>
-          </w:tcPr>
-          <w:p>
-            <w:r/>
-            <w:r>
-              <w:rPr>
-                <w:color w:val="2C3340"/>
-                <w:sz w:val="18"/>
-              </w:rPr>
-              <w:t>Para Não Mapeado, é o identificador do SYSTUR (ex.: EXMP0001).</w:t>
-            </w:r>
-          </w:p>
-        </w:tc>
-      </w:tr>
-      <w:tr>
-        <w:tc>
-          <w:tcPr>
-            <w:tcW w:type="dxa" w:w="397"/>
-          </w:tcPr>
-          <w:p>
-            <w:r/>
-            <w:r>
-              <w:rPr>
-                <w:color w:val="2C3340"/>
-                <w:sz w:val="18"/>
-              </w:rPr>
-              <w:t>5</w:t>
-            </w:r>
-          </w:p>
-        </w:tc>
-        <w:tc>
-          <w:tcPr>
-            <w:tcW w:type="dxa" w:w="1701"/>
-          </w:tcPr>
-          <w:p>
-            <w:r/>
-            <w:r>
-              <w:rPr>
-                <w:color w:val="2C3340"/>
-                <w:sz w:val="18"/>
-              </w:rPr>
-              <w:t>Qtd</w:t>
-            </w:r>
-          </w:p>
-        </w:tc>
-        <w:tc>
-          <w:tcPr>
-            <w:tcW w:type="dxa" w:w="2835"/>
-          </w:tcPr>
-          <w:p>
-            <w:r/>
-            <w:r>
-              <w:rPr>
-                <w:color w:val="2C3340"/>
-                <w:sz w:val="18"/>
-              </w:rPr>
-              <w:t>Número de pendências do usuário</w:t>
-            </w:r>
-          </w:p>
-        </w:tc>
-        <w:tc>
-          <w:tcPr>
-            <w:tcW w:type="dxa" w:w="3969"/>
-          </w:tcPr>
-          <w:p>
-            <w:r/>
-            <w:r>
-              <w:rPr>
-                <w:color w:val="2C3340"/>
-                <w:sz w:val="18"/>
-              </w:rPr>
-              <w:t>Maior que 1 → linha agrupada com expand.</w:t>
-            </w:r>
-          </w:p>
-        </w:tc>
-      </w:tr>
-      <w:tr>
-        <w:tc>
-          <w:tcPr>
-            <w:tcW w:type="dxa" w:w="397"/>
-            <w:shd w:val="clear" w:color="auto" w:fill="F5F6FA"/>
-          </w:tcPr>
-          <w:p>
-            <w:r/>
-            <w:r>
-              <w:rPr>
-                <w:color w:val="2C3340"/>
-                <w:sz w:val="18"/>
-              </w:rPr>
-              <w:t>6</w:t>
-            </w:r>
-          </w:p>
-        </w:tc>
-        <w:tc>
-          <w:tcPr>
-            <w:tcW w:type="dxa" w:w="1701"/>
-            <w:shd w:val="clear" w:color="auto" w:fill="F5F6FA"/>
-          </w:tcPr>
-          <w:p>
-            <w:r/>
-            <w:r>
-              <w:rPr>
-                <w:color w:val="2C3340"/>
-                <w:sz w:val="18"/>
-              </w:rPr>
-              <w:t>Nome</w:t>
-            </w:r>
-          </w:p>
-        </w:tc>
-        <w:tc>
-          <w:tcPr>
-            <w:tcW w:type="dxa" w:w="2835"/>
-            <w:shd w:val="clear" w:color="auto" w:fill="F5F6FA"/>
-          </w:tcPr>
-          <w:p>
-            <w:r/>
-            <w:r>
-              <w:rPr>
-                <w:color w:val="2C3340"/>
-                <w:sz w:val="18"/>
-              </w:rPr>
-              <w:t>Nome completo</w:t>
-            </w:r>
-          </w:p>
-        </w:tc>
-        <w:tc>
-          <w:tcPr>
-            <w:tcW w:type="dxa" w:w="3969"/>
-            <w:shd w:val="clear" w:color="auto" w:fill="F5F6FA"/>
-          </w:tcPr>
-          <w:p>
-            <w:r/>
-            <w:r>
-              <w:rPr>
-                <w:color w:val="2C3340"/>
-                <w:sz w:val="18"/>
-              </w:rPr>
-              <w:t>Vem do RH (Funcionário) ou do SYSTUR (Não Mapeado).</w:t>
-            </w:r>
-          </w:p>
-        </w:tc>
-      </w:tr>
-      <w:tr>
-        <w:tc>
-          <w:tcPr>
-            <w:tcW w:type="dxa" w:w="397"/>
-          </w:tcPr>
-          <w:p>
-            <w:r/>
-            <w:r>
-              <w:rPr>
-                <w:color w:val="2C3340"/>
-                <w:sz w:val="18"/>
-              </w:rPr>
-              <w:t>7</w:t>
-            </w:r>
-          </w:p>
-        </w:tc>
-        <w:tc>
-          <w:tcPr>
-            <w:tcW w:type="dxa" w:w="1701"/>
-          </w:tcPr>
-          <w:p>
-            <w:r/>
-            <w:r>
-              <w:rPr>
-                <w:color w:val="2C3340"/>
-                <w:sz w:val="18"/>
-              </w:rPr>
-              <w:t>Matrícula</w:t>
-            </w:r>
-          </w:p>
-        </w:tc>
-        <w:tc>
-          <w:tcPr>
-            <w:tcW w:type="dxa" w:w="2835"/>
-          </w:tcPr>
-          <w:p>
-            <w:r/>
-            <w:r>
-              <w:rPr>
-                <w:color w:val="2C3340"/>
-                <w:sz w:val="18"/>
-              </w:rPr>
-              <w:t>Matrícula RH</w:t>
-            </w:r>
-          </w:p>
-        </w:tc>
-        <w:tc>
-          <w:tcPr>
-            <w:tcW w:type="dxa" w:w="3969"/>
-          </w:tcPr>
-          <w:p>
-            <w:r/>
-            <w:r>
-              <w:rPr>
-                <w:color w:val="2C3340"/>
-                <w:sz w:val="18"/>
-              </w:rPr>
-              <w:t>Vazia para Não Mapeado.</w:t>
-            </w:r>
-          </w:p>
-        </w:tc>
-      </w:tr>
-      <w:tr>
-        <w:tc>
-          <w:tcPr>
-            <w:tcW w:type="dxa" w:w="397"/>
-            <w:shd w:val="clear" w:color="auto" w:fill="F5F6FA"/>
-          </w:tcPr>
-          <w:p>
-            <w:r/>
-            <w:r>
-              <w:rPr>
-                <w:color w:val="2C3340"/>
-                <w:sz w:val="18"/>
-              </w:rPr>
-              <w:t>8</w:t>
-            </w:r>
-          </w:p>
-        </w:tc>
-        <w:tc>
-          <w:tcPr>
-            <w:tcW w:type="dxa" w:w="1701"/>
-            <w:shd w:val="clear" w:color="auto" w:fill="F5F6FA"/>
-          </w:tcPr>
-          <w:p>
-            <w:r/>
-            <w:r>
-              <w:rPr>
-                <w:color w:val="2C3340"/>
-                <w:sz w:val="18"/>
-              </w:rPr>
-              <w:t>Departamento</w:t>
-            </w:r>
-          </w:p>
-        </w:tc>
-        <w:tc>
-          <w:tcPr>
-            <w:tcW w:type="dxa" w:w="2835"/>
-            <w:shd w:val="clear" w:color="auto" w:fill="F5F6FA"/>
-          </w:tcPr>
-          <w:p>
-            <w:r/>
-            <w:r>
-              <w:rPr>
-                <w:color w:val="2C3340"/>
-                <w:sz w:val="18"/>
-              </w:rPr>
-              <w:t>Departamento do funcionário</w:t>
-            </w:r>
-          </w:p>
-        </w:tc>
-        <w:tc>
-          <w:tcPr>
-            <w:tcW w:type="dxa" w:w="3969"/>
-            <w:shd w:val="clear" w:color="auto" w:fill="F5F6FA"/>
-          </w:tcPr>
-          <w:p>
-            <w:r/>
-            <w:r>
-              <w:rPr>
-                <w:color w:val="2C3340"/>
-                <w:sz w:val="18"/>
-              </w:rPr>
-              <w:t>Vem da matriz organizacional (CCO).</w:t>
-            </w:r>
-          </w:p>
-        </w:tc>
-      </w:tr>
-      <w:tr>
-        <w:tc>
-          <w:tcPr>
-            <w:tcW w:type="dxa" w:w="397"/>
-          </w:tcPr>
-          <w:p>
-            <w:r/>
-            <w:r>
-              <w:rPr>
-                <w:color w:val="2C3340"/>
-                <w:sz w:val="18"/>
-              </w:rPr>
-              <w:t>9</w:t>
-            </w:r>
-          </w:p>
-        </w:tc>
-        <w:tc>
-          <w:tcPr>
-            <w:tcW w:type="dxa" w:w="1701"/>
-          </w:tcPr>
-          <w:p>
-            <w:r/>
-            <w:r>
-              <w:rPr>
-                <w:color w:val="2C3340"/>
-                <w:sz w:val="18"/>
-              </w:rPr>
-              <w:t>Cargo</w:t>
-            </w:r>
-          </w:p>
-        </w:tc>
-        <w:tc>
-          <w:tcPr>
-            <w:tcW w:type="dxa" w:w="2835"/>
-          </w:tcPr>
-          <w:p>
-            <w:r/>
-            <w:r>
-              <w:rPr>
-                <w:color w:val="2C3340"/>
-                <w:sz w:val="18"/>
-              </w:rPr>
-              <w:t>Cargo do funcionário</w:t>
-            </w:r>
-          </w:p>
-        </w:tc>
-        <w:tc>
-          <w:tcPr>
-            <w:tcW w:type="dxa" w:w="3969"/>
-          </w:tcPr>
-          <w:p>
-            <w:r/>
-            <w:r>
-              <w:rPr>
-                <w:color w:val="2C3340"/>
-                <w:sz w:val="18"/>
-              </w:rPr>
-              <w:t>Vem da base RH.</w:t>
-            </w:r>
-          </w:p>
-        </w:tc>
-      </w:tr>
-      <w:tr>
-        <w:tc>
-          <w:tcPr>
-            <w:tcW w:type="dxa" w:w="397"/>
-            <w:shd w:val="clear" w:color="auto" w:fill="F5F6FA"/>
-          </w:tcPr>
-          <w:p>
-            <w:r/>
-            <w:r>
-              <w:rPr>
-                <w:color w:val="2C3340"/>
-                <w:sz w:val="18"/>
-              </w:rPr>
-              <w:t>10</w:t>
-            </w:r>
-          </w:p>
-        </w:tc>
-        <w:tc>
-          <w:tcPr>
-            <w:tcW w:type="dxa" w:w="1701"/>
-            <w:shd w:val="clear" w:color="auto" w:fill="F5F6FA"/>
-          </w:tcPr>
-          <w:p>
-            <w:r/>
-            <w:r>
-              <w:rPr>
-                <w:color w:val="2C3340"/>
-                <w:sz w:val="18"/>
-              </w:rPr>
-              <w:t>Tipo</w:t>
-            </w:r>
-          </w:p>
-        </w:tc>
-        <w:tc>
-          <w:tcPr>
-            <w:tcW w:type="dxa" w:w="2835"/>
-            <w:shd w:val="clear" w:color="auto" w:fill="F5F6FA"/>
-          </w:tcPr>
-          <w:p>
-            <w:r/>
-            <w:r>
-              <w:rPr>
-                <w:color w:val="2C3340"/>
-                <w:sz w:val="18"/>
-              </w:rPr>
-              <w:t>Badge com o tipo da pendência</w:t>
-            </w:r>
-          </w:p>
-        </w:tc>
-        <w:tc>
-          <w:tcPr>
-            <w:tcW w:type="dxa" w:w="3969"/>
-            <w:shd w:val="clear" w:color="auto" w:fill="F5F6FA"/>
-          </w:tcPr>
-          <w:p>
-            <w:r/>
-            <w:r>
-              <w:rPr>
-                <w:color w:val="2C3340"/>
-                <w:sz w:val="18"/>
-              </w:rPr>
-              <w:t>Ver tabela em "Badges, cores e significados".</w:t>
-            </w:r>
-          </w:p>
-        </w:tc>
-      </w:tr>
-      <w:tr>
-        <w:tc>
-          <w:tcPr>
-            <w:tcW w:type="dxa" w:w="397"/>
-          </w:tcPr>
-          <w:p>
-            <w:r/>
-            <w:r>
-              <w:rPr>
-                <w:color w:val="2C3340"/>
-                <w:sz w:val="18"/>
-              </w:rPr>
-              <w:t>11</w:t>
-            </w:r>
-          </w:p>
-        </w:tc>
-        <w:tc>
-          <w:tcPr>
-            <w:tcW w:type="dxa" w:w="1701"/>
-          </w:tcPr>
-          <w:p>
-            <w:r/>
-            <w:r>
-              <w:rPr>
-                <w:color w:val="2C3340"/>
-                <w:sz w:val="18"/>
-              </w:rPr>
-              <w:t>Perfil Encontrado</w:t>
-            </w:r>
-          </w:p>
-        </w:tc>
-        <w:tc>
-          <w:tcPr>
-            <w:tcW w:type="dxa" w:w="2835"/>
-          </w:tcPr>
-          <w:p>
-            <w:r/>
-            <w:r>
-              <w:rPr>
-                <w:color w:val="2C3340"/>
-                <w:sz w:val="18"/>
-              </w:rPr>
-              <w:t>Perfil que o usuário TEM no sistema</w:t>
-            </w:r>
-          </w:p>
-        </w:tc>
-        <w:tc>
-          <w:tcPr>
-            <w:tcW w:type="dxa" w:w="3969"/>
-          </w:tcPr>
-          <w:p>
-            <w:r/>
-            <w:r>
-              <w:rPr>
-                <w:color w:val="2C3340"/>
-                <w:sz w:val="18"/>
-              </w:rPr>
-              <w:t>Vazio em Sem Acesso.</w:t>
-            </w:r>
-          </w:p>
-        </w:tc>
-      </w:tr>
-      <w:tr>
-        <w:tc>
-          <w:tcPr>
-            <w:tcW w:type="dxa" w:w="397"/>
-            <w:shd w:val="clear" w:color="auto" w:fill="F5F6FA"/>
-          </w:tcPr>
-          <w:p>
-            <w:r/>
-            <w:r>
-              <w:rPr>
-                <w:color w:val="2C3340"/>
-                <w:sz w:val="18"/>
-              </w:rPr>
-              <w:t>12</w:t>
-            </w:r>
-          </w:p>
-        </w:tc>
-        <w:tc>
-          <w:tcPr>
-            <w:tcW w:type="dxa" w:w="1701"/>
-            <w:shd w:val="clear" w:color="auto" w:fill="F5F6FA"/>
-          </w:tcPr>
-          <w:p>
-            <w:r/>
-            <w:r>
-              <w:rPr>
-                <w:color w:val="2C3340"/>
-                <w:sz w:val="18"/>
-              </w:rPr>
-              <w:t>Perfil Esperado</w:t>
-            </w:r>
-          </w:p>
-        </w:tc>
-        <w:tc>
-          <w:tcPr>
-            <w:tcW w:type="dxa" w:w="2835"/>
-            <w:shd w:val="clear" w:color="auto" w:fill="F5F6FA"/>
-          </w:tcPr>
-          <w:p>
-            <w:r/>
-            <w:r>
-              <w:rPr>
-                <w:color w:val="2C3340"/>
-                <w:sz w:val="18"/>
-              </w:rPr>
-              <w:t>Perfil que a matriz EXIGE</w:t>
-            </w:r>
-          </w:p>
-        </w:tc>
-        <w:tc>
-          <w:tcPr>
-            <w:tcW w:type="dxa" w:w="3969"/>
-            <w:shd w:val="clear" w:color="auto" w:fill="F5F6FA"/>
-          </w:tcPr>
-          <w:p>
-            <w:r/>
-            <w:r>
-              <w:rPr>
-                <w:color w:val="2C3340"/>
-                <w:sz w:val="18"/>
-              </w:rPr>
-              <w:t>Múltiplos separados por | em Em Análise.</w:t>
-            </w:r>
-          </w:p>
-        </w:tc>
-      </w:tr>
-      <w:tr>
-        <w:tc>
-          <w:tcPr>
-            <w:tcW w:type="dxa" w:w="397"/>
-          </w:tcPr>
-          <w:p>
-            <w:r/>
-            <w:r>
-              <w:rPr>
-                <w:color w:val="2C3340"/>
-                <w:sz w:val="18"/>
-              </w:rPr>
-              <w:t>13</w:t>
-            </w:r>
-          </w:p>
-        </w:tc>
-        <w:tc>
-          <w:tcPr>
-            <w:tcW w:type="dxa" w:w="1701"/>
-          </w:tcPr>
-          <w:p>
-            <w:r/>
-            <w:r>
-              <w:rPr>
-                <w:color w:val="2C3340"/>
-                <w:sz w:val="18"/>
-              </w:rPr>
-              <w:t>Data</w:t>
-            </w:r>
-          </w:p>
-        </w:tc>
-        <w:tc>
-          <w:tcPr>
-            <w:tcW w:type="dxa" w:w="2835"/>
-          </w:tcPr>
-          <w:p>
-            <w:r/>
-            <w:r>
-              <w:rPr>
-                <w:color w:val="2C3340"/>
-                <w:sz w:val="18"/>
-              </w:rPr>
-              <w:t>Quando a pendência foi identificada</w:t>
-            </w:r>
-          </w:p>
-        </w:tc>
-        <w:tc>
-          <w:tcPr>
-            <w:tcW w:type="dxa" w:w="3969"/>
-          </w:tcPr>
-          <w:p>
-            <w:r/>
-            <w:r>
-              <w:rPr>
-                <w:color w:val="2C3340"/>
-                <w:sz w:val="18"/>
-              </w:rPr>
-              <w:t>dd/mm/aaaa hh:mm:ss</w:t>
-            </w:r>
-          </w:p>
-        </w:tc>
-      </w:tr>
-      <w:tr>
-        <w:tc>
-          <w:tcPr>
-            <w:tcW w:type="dxa" w:w="397"/>
-            <w:shd w:val="clear" w:color="auto" w:fill="F5F6FA"/>
-          </w:tcPr>
-          <w:p>
-            <w:r/>
-            <w:r>
-              <w:rPr>
-                <w:color w:val="2C3340"/>
-                <w:sz w:val="18"/>
-              </w:rPr>
-              <w:t>14</w:t>
-            </w:r>
-          </w:p>
-        </w:tc>
-        <w:tc>
-          <w:tcPr>
-            <w:tcW w:type="dxa" w:w="1701"/>
-            <w:shd w:val="clear" w:color="auto" w:fill="F5F6FA"/>
-          </w:tcPr>
-          <w:p>
-            <w:r/>
-            <w:r>
-              <w:rPr>
-                <w:color w:val="2C3340"/>
-                <w:sz w:val="18"/>
-              </w:rPr>
-              <w:t>Status</w:t>
-            </w:r>
-          </w:p>
-        </w:tc>
-        <w:tc>
-          <w:tcPr>
-            <w:tcW w:type="dxa" w:w="2835"/>
-            <w:shd w:val="clear" w:color="auto" w:fill="F5F6FA"/>
-          </w:tcPr>
-          <w:p>
-            <w:r/>
-            <w:r>
-              <w:rPr>
-                <w:color w:val="2C3340"/>
-                <w:sz w:val="18"/>
-              </w:rPr>
-              <w:t>Badge Pendente ou Resolvido</w:t>
-            </w:r>
-          </w:p>
-        </w:tc>
-        <w:tc>
-          <w:tcPr>
-            <w:tcW w:type="dxa" w:w="3969"/>
-            <w:shd w:val="clear" w:color="auto" w:fill="F5F6FA"/>
-          </w:tcPr>
-          <w:p>
-            <w:r/>
-            <w:r>
-              <w:rPr>
-                <w:color w:val="2C3340"/>
-                <w:sz w:val="18"/>
-              </w:rPr>
-              <w:t>Resolvido = quem já passou pelo fluxo de Resolução.</w:t>
-            </w:r>
-          </w:p>
-        </w:tc>
-      </w:tr>
-      <w:tr>
-        <w:tc>
-          <w:tcPr>
-            <w:tcW w:type="dxa" w:w="397"/>
-          </w:tcPr>
-          <w:p>
-            <w:r/>
-            <w:r>
-              <w:rPr>
-                <w:color w:val="2C3340"/>
-                <w:sz w:val="18"/>
-              </w:rPr>
-              <w:t>15</w:t>
-            </w:r>
-          </w:p>
-        </w:tc>
-        <w:tc>
-          <w:tcPr>
-            <w:tcW w:type="dxa" w:w="1701"/>
-          </w:tcPr>
-          <w:p>
-            <w:r/>
-            <w:r>
-              <w:rPr>
-                <w:color w:val="2C3340"/>
-                <w:sz w:val="18"/>
-              </w:rPr>
-              <w:t>Origem</w:t>
-            </w:r>
-          </w:p>
-        </w:tc>
-        <w:tc>
-          <w:tcPr>
-            <w:tcW w:type="dxa" w:w="2835"/>
-          </w:tcPr>
-          <w:p>
-            <w:r/>
-            <w:r>
-              <w:rPr>
-                <w:color w:val="2C3340"/>
-                <w:sz w:val="18"/>
-              </w:rPr>
-              <w:t>Matriz &lt;SISTEMA&gt; ou Matriz CCO ou —</w:t>
-            </w:r>
-          </w:p>
-        </w:tc>
-        <w:tc>
-          <w:tcPr>
-            <w:tcW w:type="dxa" w:w="3969"/>
-          </w:tcPr>
-          <w:p>
-            <w:r/>
-            <w:r>
-              <w:rPr>
-                <w:color w:val="2C3340"/>
-                <w:sz w:val="18"/>
-              </w:rPr>
-              <w:t>Indica de qual fonte veio o perfil esperado.</w:t>
-            </w:r>
-          </w:p>
-        </w:tc>
-      </w:tr>
-    </w:tbl>
-    <w:p/>
-    <w:p>
-      <w:pPr>
-        <w:pStyle w:val="Heading2"/>
-      </w:pPr>
-      <w:r>
-        <w:rPr>
-          <w:color w:val="1F2D5C"/>
-        </w:rPr>
-        <w:t>Ações nas linhas</w:t>
-      </w:r>
-    </w:p>
-    <w:tbl>
-      <w:tblPr>
-        <w:tblStyle w:val="LightGrid-Accent1"/>
-        <w:tblW w:type="auto" w:w="0"/>
-        <w:tblLayout w:type="fixed"/>
-        <w:tblLook w:firstColumn="1" w:firstRow="1" w:lastColumn="0" w:lastRow="0" w:noHBand="0" w:noVBand="1" w:val="04A0"/>
-      </w:tblPr>
-      <w:tblGrid>
-        <w:gridCol w:w="3324"/>
-        <w:gridCol w:w="3324"/>
-        <w:gridCol w:w="3324"/>
-      </w:tblGrid>
-      <w:tr>
-        <w:tc>
-          <w:tcPr>
-            <w:tcW w:type="dxa" w:w="2268"/>
-            <w:shd w:val="clear" w:color="auto" w:fill="1F2D5C"/>
-          </w:tcPr>
-          <w:p>
-            <w:r/>
-            <w:r>
-              <w:rPr>
-                <w:b/>
-                <w:color w:val="FFFFFF"/>
-                <w:sz w:val="19"/>
-              </w:rPr>
-              <w:t>Ação</w:t>
-            </w:r>
-          </w:p>
-        </w:tc>
-        <w:tc>
-          <w:tcPr>
-            <w:tcW w:type="dxa" w:w="2268"/>
-            <w:shd w:val="clear" w:color="auto" w:fill="1F2D5C"/>
-          </w:tcPr>
-          <w:p>
-            <w:r/>
-            <w:r>
-              <w:rPr>
-                <w:b/>
-                <w:color w:val="FFFFFF"/>
-                <w:sz w:val="19"/>
-              </w:rPr>
-              <w:t>Quando aparece</w:t>
-            </w:r>
-          </w:p>
-        </w:tc>
-        <w:tc>
-          <w:tcPr>
-            <w:tcW w:type="dxa" w:w="4819"/>
-            <w:shd w:val="clear" w:color="auto" w:fill="1F2D5C"/>
-          </w:tcPr>
-          <w:p>
-            <w:r/>
-            <w:r>
-              <w:rPr>
-                <w:b/>
-                <w:color w:val="FFFFFF"/>
-                <w:sz w:val="19"/>
-              </w:rPr>
-              <w:t>O que faz</w:t>
-            </w:r>
-          </w:p>
-        </w:tc>
-      </w:tr>
-      <w:tr>
-        <w:tc>
-          <w:tcPr>
-            <w:tcW w:type="dxa" w:w="2268"/>
-          </w:tcPr>
-          <w:p>
-            <w:r/>
-            <w:r>
-              <w:rPr>
-                <w:color w:val="2C3340"/>
-                <w:sz w:val="18"/>
-              </w:rPr>
-              <w:t>Lupa (🔍)</w:t>
-            </w:r>
-          </w:p>
-        </w:tc>
-        <w:tc>
-          <w:tcPr>
-            <w:tcW w:type="dxa" w:w="2268"/>
-          </w:tcPr>
-          <w:p>
-            <w:r/>
-            <w:r>
-              <w:rPr>
-                <w:color w:val="2C3340"/>
-                <w:sz w:val="18"/>
-              </w:rPr>
-              <w:t>Pendência já resolvida</w:t>
-            </w:r>
-          </w:p>
-        </w:tc>
-        <w:tc>
-          <w:tcPr>
-            <w:tcW w:type="dxa" w:w="4819"/>
-          </w:tcPr>
-          <w:p>
-            <w:r/>
-            <w:r>
-              <w:rPr>
-                <w:color w:val="2C3340"/>
-                <w:sz w:val="18"/>
-              </w:rPr>
-              <w:t>Abre modal com os dados da resolução (ticket Jira, descrição, quem resolveu).</w:t>
-            </w:r>
-          </w:p>
-        </w:tc>
-      </w:tr>
-      <w:tr>
-        <w:tc>
-          <w:tcPr>
-            <w:tcW w:type="dxa" w:w="2268"/>
-            <w:shd w:val="clear" w:color="auto" w:fill="F5F6FA"/>
-          </w:tcPr>
-          <w:p>
-            <w:r/>
-            <w:r>
-              <w:rPr>
-                <w:color w:val="2C3340"/>
-                <w:sz w:val="18"/>
-              </w:rPr>
-              <w:t>Botão ⊕ (Resolver)</w:t>
-            </w:r>
-          </w:p>
-        </w:tc>
-        <w:tc>
-          <w:tcPr>
-            <w:tcW w:type="dxa" w:w="2268"/>
-            <w:shd w:val="clear" w:color="auto" w:fill="F5F6FA"/>
-          </w:tcPr>
-          <w:p>
-            <w:r/>
-            <w:r>
-              <w:rPr>
-                <w:color w:val="2C3340"/>
-                <w:sz w:val="18"/>
-              </w:rPr>
-              <w:t>Pendência pendente</w:t>
-            </w:r>
-          </w:p>
-        </w:tc>
-        <w:tc>
-          <w:tcPr>
-            <w:tcW w:type="dxa" w:w="4819"/>
-            <w:shd w:val="clear" w:color="auto" w:fill="F5F6FA"/>
-          </w:tcPr>
-          <w:p>
-            <w:r/>
-            <w:r>
-              <w:rPr>
-                <w:color w:val="2C3340"/>
-                <w:sz w:val="18"/>
-              </w:rPr>
-              <w:t>Abre modal pra registrar a resolução sob ticket do Jira.</w:t>
-            </w:r>
-          </w:p>
-        </w:tc>
-      </w:tr>
-      <w:tr>
-        <w:tc>
-          <w:tcPr>
-            <w:tcW w:type="dxa" w:w="2268"/>
-          </w:tcPr>
-          <w:p>
-            <w:r/>
-            <w:r>
-              <w:rPr>
-                <w:color w:val="2C3340"/>
-                <w:sz w:val="18"/>
-              </w:rPr>
-              <w:t>Botão Quarentena</w:t>
-            </w:r>
-          </w:p>
-        </w:tc>
-        <w:tc>
-          <w:tcPr>
-            <w:tcW w:type="dxa" w:w="2268"/>
-          </w:tcPr>
-          <w:p>
-            <w:r/>
-            <w:r>
-              <w:rPr>
-                <w:color w:val="2C3340"/>
-                <w:sz w:val="18"/>
-              </w:rPr>
-              <w:t>Sempre</w:t>
-            </w:r>
-          </w:p>
-        </w:tc>
-        <w:tc>
-          <w:tcPr>
-            <w:tcW w:type="dxa" w:w="4819"/>
-          </w:tcPr>
-          <w:p>
-            <w:r/>
-            <w:r>
-              <w:rPr>
-                <w:color w:val="2C3340"/>
-                <w:sz w:val="18"/>
-              </w:rPr>
-              <w:t>Envia o usuário para a aba Quarentena por 90 dias (configurável).</w:t>
-            </w:r>
-          </w:p>
-        </w:tc>
-      </w:tr>
-    </w:tbl>
-    <w:p/>
-    <w:p>
-      <w:pPr>
-        <w:pStyle w:val="Heading2"/>
-      </w:pPr>
-      <w:r>
-        <w:rPr>
-          <w:color w:val="1F2D5C"/>
-        </w:rPr>
-        <w:t>Filtros e ordenação na grid</w:t>
+        <w:t>Regras aplicadas:</w:t>
       </w:r>
     </w:p>
     <w:p>
@@ -2252,7 +721,7 @@
           <w:color w:val="2C3340"/>
           <w:sz w:val="20"/>
         </w:rPr>
-        <w:t>• Clique no nome da coluna: ordena (clica de novo inverte).</w:t>
+        <w:t>• A quarentena dura 90 dias a partir do envio (encerra sozinha após esse prazo).</w:t>
       </w:r>
     </w:p>
     <w:p>
@@ -2263,7 +732,7 @@
           <w:color w:val="2C3340"/>
           <w:sz w:val="20"/>
         </w:rPr>
-        <w:t>• Funil (ao lado do nome): filtro de valores tipo Excel (caixinhas marcáveis, busca por valor).</w:t>
+        <w:t>• Quem manda pra cá é o usuário do painel (botão Quarentena na grid de Pendências).</w:t>
       </w:r>
     </w:p>
     <w:p>
@@ -2274,7 +743,51 @@
           <w:color w:val="2C3340"/>
           <w:sz w:val="20"/>
         </w:rPr>
-        <w:t>• Filtros laterais: ver seção 9.</w:t>
+        <w:t>• Dois sub-modos no topo da aba:</w:t>
+      </w:r>
+    </w:p>
+    <w:p>
+      <w:r>
+        <w:rPr>
+          <w:b w:val="0"/>
+          <w:i w:val="0"/>
+          <w:color w:val="2C3340"/>
+          <w:sz w:val="20"/>
+        </w:rPr>
+        <w:t xml:space="preserve">    – Ativas: quem está em quarentena agora.</w:t>
+      </w:r>
+    </w:p>
+    <w:p>
+      <w:r>
+        <w:rPr>
+          <w:b w:val="0"/>
+          <w:i w:val="0"/>
+          <w:color w:val="2C3340"/>
+          <w:sz w:val="20"/>
+        </w:rPr>
+        <w:t xml:space="preserve">    – Histórico: quem já saiu (com motivo e data de saída).</w:t>
+      </w:r>
+    </w:p>
+    <w:p>
+      <w:r>
+        <w:rPr>
+          <w:b w:val="0"/>
+          <w:i w:val="0"/>
+          <w:color w:val="2C3340"/>
+          <w:sz w:val="20"/>
+        </w:rPr>
+        <w:t>• Cada linha mostra quem criou a quarentena (usuário Windows) e quem encerrou (no Histórico).</w:t>
+      </w:r>
+    </w:p>
+    <w:p>
+      <w:r>
+        <w:rPr>
+          <w:b w:val="0"/>
+          <w:i w:val="0"/>
+          <w:color w:val="2C3340"/>
+          <w:sz w:val="20"/>
+        </w:rPr>
+        <w:t>• Botão Retirar (nas Ativas) encerra a quarentena antes do prazo. Vai pro Histórico com motivo "Resolvido".</w:t>
       </w:r>
     </w:p>
     <w:p>
@@ -2285,7 +798,7 @@
         <w:rPr>
           <w:color w:val="1F2D5C"/>
         </w:rPr>
-        <w:t>6. Aba Quarentena</w:t>
+        <w:t>Aba Histórico</w:t>
       </w:r>
     </w:p>
     <w:p>
@@ -2296,342 +809,18 @@
           <w:color w:val="2C3340"/>
           <w:sz w:val="20"/>
         </w:rPr>
-        <w:t>Dois sub-modos, controlados pela barra de toolbar no topo da página: Ativas e Histórico.</w:t>
+        <w:t>Trilha de auditoria das resoluções de pendências. Mostra o ciclo de vida de cada pendência que foi tratada.</w:t>
       </w:r>
     </w:p>
     <w:p>
-      <w:pPr>
-        <w:pStyle w:val="Heading2"/>
-      </w:pPr>
       <w:r>
         <w:rPr>
-          <w:color w:val="1F2D5C"/>
+          <w:b/>
+          <w:i w:val="0"/>
+          <w:color w:val="2C3340"/>
+          <w:sz w:val="20"/>
         </w:rPr>
-        <w:t>Ativas</w:t>
-      </w:r>
-    </w:p>
-    <w:tbl>
-      <w:tblPr>
-        <w:tblStyle w:val="LightGrid-Accent1"/>
-        <w:tblW w:type="auto" w:w="0"/>
-        <w:tblLayout w:type="fixed"/>
-        <w:tblLook w:firstColumn="1" w:firstRow="1" w:lastColumn="0" w:lastRow="0" w:noHBand="0" w:noVBand="1" w:val="04A0"/>
-      </w:tblPr>
-      <w:tblGrid>
-        <w:gridCol w:w="4986"/>
-        <w:gridCol w:w="4986"/>
-      </w:tblGrid>
-      <w:tr>
-        <w:tc>
-          <w:tcPr>
-            <w:tcW w:type="dxa" w:w="1984"/>
-            <w:shd w:val="clear" w:color="auto" w:fill="1F2D5C"/>
-          </w:tcPr>
-          <w:p>
-            <w:r/>
-            <w:r>
-              <w:rPr>
-                <w:b/>
-                <w:color w:val="FFFFFF"/>
-                <w:sz w:val="19"/>
-              </w:rPr>
-              <w:t>Coluna</w:t>
-            </w:r>
-          </w:p>
-        </w:tc>
-        <w:tc>
-          <w:tcPr>
-            <w:tcW w:type="dxa" w:w="7370"/>
-            <w:shd w:val="clear" w:color="auto" w:fill="1F2D5C"/>
-          </w:tcPr>
-          <w:p>
-            <w:r/>
-            <w:r>
-              <w:rPr>
-                <w:b/>
-                <w:color w:val="FFFFFF"/>
-                <w:sz w:val="19"/>
-              </w:rPr>
-              <w:t>Significado</w:t>
-            </w:r>
-          </w:p>
-        </w:tc>
-      </w:tr>
-      <w:tr>
-        <w:tc>
-          <w:tcPr>
-            <w:tcW w:type="dxa" w:w="1984"/>
-          </w:tcPr>
-          <w:p>
-            <w:r/>
-            <w:r>
-              <w:rPr>
-                <w:color w:val="2C3340"/>
-                <w:sz w:val="18"/>
-              </w:rPr>
-              <w:t>Usuário</w:t>
-            </w:r>
-          </w:p>
-        </w:tc>
-        <w:tc>
-          <w:tcPr>
-            <w:tcW w:type="dxa" w:w="7370"/>
-          </w:tcPr>
-          <w:p>
-            <w:r/>
-            <w:r>
-              <w:rPr>
-                <w:color w:val="2C3340"/>
-                <w:sz w:val="18"/>
-              </w:rPr>
-              <w:t>Login/matrícula</w:t>
-            </w:r>
-          </w:p>
-        </w:tc>
-      </w:tr>
-      <w:tr>
-        <w:tc>
-          <w:tcPr>
-            <w:tcW w:type="dxa" w:w="1984"/>
-            <w:shd w:val="clear" w:color="auto" w:fill="F5F6FA"/>
-          </w:tcPr>
-          <w:p>
-            <w:r/>
-            <w:r>
-              <w:rPr>
-                <w:color w:val="2C3340"/>
-                <w:sz w:val="18"/>
-              </w:rPr>
-              <w:t>Nome</w:t>
-            </w:r>
-          </w:p>
-        </w:tc>
-        <w:tc>
-          <w:tcPr>
-            <w:tcW w:type="dxa" w:w="7370"/>
-            <w:shd w:val="clear" w:color="auto" w:fill="F5F6FA"/>
-          </w:tcPr>
-          <w:p>
-            <w:r/>
-            <w:r>
-              <w:rPr>
-                <w:color w:val="2C3340"/>
-                <w:sz w:val="18"/>
-              </w:rPr>
-              <w:t>Nome do funcionário</w:t>
-            </w:r>
-          </w:p>
-        </w:tc>
-      </w:tr>
-      <w:tr>
-        <w:tc>
-          <w:tcPr>
-            <w:tcW w:type="dxa" w:w="1984"/>
-          </w:tcPr>
-          <w:p>
-            <w:r/>
-            <w:r>
-              <w:rPr>
-                <w:color w:val="2C3340"/>
-                <w:sz w:val="18"/>
-              </w:rPr>
-              <w:t>Sistema</w:t>
-            </w:r>
-          </w:p>
-        </w:tc>
-        <w:tc>
-          <w:tcPr>
-            <w:tcW w:type="dxa" w:w="7370"/>
-          </w:tcPr>
-          <w:p>
-            <w:r/>
-            <w:r>
-              <w:rPr>
-                <w:color w:val="2C3340"/>
-                <w:sz w:val="18"/>
-              </w:rPr>
-              <w:t>Sistema do acesso (SYSTUR)</w:t>
-            </w:r>
-          </w:p>
-        </w:tc>
-      </w:tr>
-      <w:tr>
-        <w:tc>
-          <w:tcPr>
-            <w:tcW w:type="dxa" w:w="1984"/>
-            <w:shd w:val="clear" w:color="auto" w:fill="F5F6FA"/>
-          </w:tcPr>
-          <w:p>
-            <w:r/>
-            <w:r>
-              <w:rPr>
-                <w:color w:val="2C3340"/>
-                <w:sz w:val="18"/>
-              </w:rPr>
-              <w:t>Origem</w:t>
-            </w:r>
-          </w:p>
-        </w:tc>
-        <w:tc>
-          <w:tcPr>
-            <w:tcW w:type="dxa" w:w="7370"/>
-            <w:shd w:val="clear" w:color="auto" w:fill="F5F6FA"/>
-          </w:tcPr>
-          <w:p>
-            <w:r/>
-            <w:r>
-              <w:rPr>
-                <w:color w:val="2C3340"/>
-                <w:sz w:val="18"/>
-              </w:rPr>
-              <w:t>"Inclusão / Alteração" (de onde veio)</w:t>
-            </w:r>
-          </w:p>
-        </w:tc>
-      </w:tr>
-      <w:tr>
-        <w:tc>
-          <w:tcPr>
-            <w:tcW w:type="dxa" w:w="1984"/>
-          </w:tcPr>
-          <w:p>
-            <w:r/>
-            <w:r>
-              <w:rPr>
-                <w:color w:val="2C3340"/>
-                <w:sz w:val="18"/>
-              </w:rPr>
-              <w:t>Data início</w:t>
-            </w:r>
-          </w:p>
-        </w:tc>
-        <w:tc>
-          <w:tcPr>
-            <w:tcW w:type="dxa" w:w="7370"/>
-          </w:tcPr>
-          <w:p>
-            <w:r/>
-            <w:r>
-              <w:rPr>
-                <w:color w:val="2C3340"/>
-                <w:sz w:val="18"/>
-              </w:rPr>
-              <w:t>Quando entrou na quarentena</w:t>
-            </w:r>
-          </w:p>
-        </w:tc>
-      </w:tr>
-      <w:tr>
-        <w:tc>
-          <w:tcPr>
-            <w:tcW w:type="dxa" w:w="1984"/>
-            <w:shd w:val="clear" w:color="auto" w:fill="F5F6FA"/>
-          </w:tcPr>
-          <w:p>
-            <w:r/>
-            <w:r>
-              <w:rPr>
-                <w:color w:val="2C3340"/>
-                <w:sz w:val="18"/>
-              </w:rPr>
-              <w:t>Data fim</w:t>
-            </w:r>
-          </w:p>
-        </w:tc>
-        <w:tc>
-          <w:tcPr>
-            <w:tcW w:type="dxa" w:w="7370"/>
-            <w:shd w:val="clear" w:color="auto" w:fill="F5F6FA"/>
-          </w:tcPr>
-          <w:p>
-            <w:r/>
-            <w:r>
-              <w:rPr>
-                <w:color w:val="2C3340"/>
-                <w:sz w:val="18"/>
-              </w:rPr>
-              <w:t>Quando sai automaticamente (início + 90 dias)</w:t>
-            </w:r>
-          </w:p>
-        </w:tc>
-      </w:tr>
-      <w:tr>
-        <w:tc>
-          <w:tcPr>
-            <w:tcW w:type="dxa" w:w="1984"/>
-          </w:tcPr>
-          <w:p>
-            <w:r/>
-            <w:r>
-              <w:rPr>
-                <w:color w:val="2C3340"/>
-                <w:sz w:val="18"/>
-              </w:rPr>
-              <w:t>Criado por</w:t>
-            </w:r>
-          </w:p>
-        </w:tc>
-        <w:tc>
-          <w:tcPr>
-            <w:tcW w:type="dxa" w:w="7370"/>
-          </w:tcPr>
-          <w:p>
-            <w:r/>
-            <w:r>
-              <w:rPr>
-                <w:color w:val="2C3340"/>
-                <w:sz w:val="18"/>
-              </w:rPr>
-              <w:t>Usuário do Windows que executou a ação</w:t>
-            </w:r>
-          </w:p>
-        </w:tc>
-      </w:tr>
-      <w:tr>
-        <w:tc>
-          <w:tcPr>
-            <w:tcW w:type="dxa" w:w="1984"/>
-            <w:shd w:val="clear" w:color="auto" w:fill="F5F6FA"/>
-          </w:tcPr>
-          <w:p>
-            <w:r/>
-            <w:r>
-              <w:rPr>
-                <w:color w:val="2C3340"/>
-                <w:sz w:val="18"/>
-              </w:rPr>
-              <w:t>Ação</w:t>
-            </w:r>
-          </w:p>
-        </w:tc>
-        <w:tc>
-          <w:tcPr>
-            <w:tcW w:type="dxa" w:w="7370"/>
-            <w:shd w:val="clear" w:color="auto" w:fill="F5F6FA"/>
-          </w:tcPr>
-          <w:p>
-            <w:r/>
-            <w:r>
-              <w:rPr>
-                <w:color w:val="2C3340"/>
-                <w:sz w:val="18"/>
-              </w:rPr>
-              <w:t>Botão Retirar da quarentena — encerra antes da data</w:t>
-            </w:r>
-          </w:p>
-        </w:tc>
-      </w:tr>
-    </w:tbl>
-    <w:p/>
-    <w:p>
-      <w:pPr>
-        <w:pStyle w:val="Heading2"/>
-      </w:pPr>
-      <w:r>
-        <w:rPr>
-          <w:color w:val="1F2D5C"/>
-        </w:rPr>
-        <w:t>Histórico</w:t>
+        <w:t>Regras aplicadas:</w:t>
       </w:r>
     </w:p>
     <w:p>
@@ -2642,165 +831,7 @@
           <w:color w:val="2C3340"/>
           <w:sz w:val="20"/>
         </w:rPr>
-        <w:t>Quarentenas encerradas. Colunas adicionais:</w:t>
-      </w:r>
-    </w:p>
-    <w:tbl>
-      <w:tblPr>
-        <w:tblStyle w:val="LightGrid-Accent1"/>
-        <w:tblW w:type="auto" w:w="0"/>
-        <w:tblLayout w:type="fixed"/>
-        <w:tblLook w:firstColumn="1" w:firstRow="1" w:lastColumn="0" w:lastRow="0" w:noHBand="0" w:noVBand="1" w:val="04A0"/>
-      </w:tblPr>
-      <w:tblGrid>
-        <w:gridCol w:w="4986"/>
-        <w:gridCol w:w="4986"/>
-      </w:tblGrid>
-      <w:tr>
-        <w:tc>
-          <w:tcPr>
-            <w:tcW w:type="dxa" w:w="1984"/>
-            <w:shd w:val="clear" w:color="auto" w:fill="1F2D5C"/>
-          </w:tcPr>
-          <w:p>
-            <w:r/>
-            <w:r>
-              <w:rPr>
-                <w:b/>
-                <w:color w:val="FFFFFF"/>
-                <w:sz w:val="19"/>
-              </w:rPr>
-              <w:t>Coluna</w:t>
-            </w:r>
-          </w:p>
-        </w:tc>
-        <w:tc>
-          <w:tcPr>
-            <w:tcW w:type="dxa" w:w="7370"/>
-            <w:shd w:val="clear" w:color="auto" w:fill="1F2D5C"/>
-          </w:tcPr>
-          <w:p>
-            <w:r/>
-            <w:r>
-              <w:rPr>
-                <w:b/>
-                <w:color w:val="FFFFFF"/>
-                <w:sz w:val="19"/>
-              </w:rPr>
-              <w:t>Significado</w:t>
-            </w:r>
-          </w:p>
-        </w:tc>
-      </w:tr>
-      <w:tr>
-        <w:tc>
-          <w:tcPr>
-            <w:tcW w:type="dxa" w:w="1984"/>
-          </w:tcPr>
-          <w:p>
-            <w:r/>
-            <w:r>
-              <w:rPr>
-                <w:color w:val="2C3340"/>
-                <w:sz w:val="18"/>
-              </w:rPr>
-              <w:t>Data saída</w:t>
-            </w:r>
-          </w:p>
-        </w:tc>
-        <w:tc>
-          <w:tcPr>
-            <w:tcW w:type="dxa" w:w="7370"/>
-          </w:tcPr>
-          <w:p>
-            <w:r/>
-            <w:r>
-              <w:rPr>
-                <w:color w:val="2C3340"/>
-                <w:sz w:val="18"/>
-              </w:rPr>
-              <w:t>Quando saiu da quarentena</w:t>
-            </w:r>
-          </w:p>
-        </w:tc>
-      </w:tr>
-      <w:tr>
-        <w:tc>
-          <w:tcPr>
-            <w:tcW w:type="dxa" w:w="1984"/>
-            <w:shd w:val="clear" w:color="auto" w:fill="F5F6FA"/>
-          </w:tcPr>
-          <w:p>
-            <w:r/>
-            <w:r>
-              <w:rPr>
-                <w:color w:val="2C3340"/>
-                <w:sz w:val="18"/>
-              </w:rPr>
-              <w:t>Motivo</w:t>
-            </w:r>
-          </w:p>
-        </w:tc>
-        <w:tc>
-          <w:tcPr>
-            <w:tcW w:type="dxa" w:w="7370"/>
-            <w:shd w:val="clear" w:color="auto" w:fill="F5F6FA"/>
-          </w:tcPr>
-          <w:p>
-            <w:r/>
-            <w:r>
-              <w:rPr>
-                <w:color w:val="2C3340"/>
-                <w:sz w:val="18"/>
-              </w:rPr>
-              <w:t>"Resolvido" (saiu por ação manual)</w:t>
-            </w:r>
-          </w:p>
-        </w:tc>
-      </w:tr>
-      <w:tr>
-        <w:tc>
-          <w:tcPr>
-            <w:tcW w:type="dxa" w:w="1984"/>
-          </w:tcPr>
-          <w:p>
-            <w:r/>
-            <w:r>
-              <w:rPr>
-                <w:color w:val="2C3340"/>
-                <w:sz w:val="18"/>
-              </w:rPr>
-              <w:t>Encerrado por</w:t>
-            </w:r>
-          </w:p>
-        </w:tc>
-        <w:tc>
-          <w:tcPr>
-            <w:tcW w:type="dxa" w:w="7370"/>
-          </w:tcPr>
-          <w:p>
-            <w:r/>
-            <w:r>
-              <w:rPr>
-                <w:color w:val="2C3340"/>
-                <w:sz w:val="18"/>
-              </w:rPr>
-              <w:t>Quem retirou</w:t>
-            </w:r>
-          </w:p>
-        </w:tc>
-      </w:tr>
-    </w:tbl>
-    <w:p/>
-    <w:p>
-      <w:pPr>
-        <w:pStyle w:val="Heading1"/>
-      </w:pPr>
-      <w:r>
-        <w:rPr>
-          <w:color w:val="1F2D5C"/>
-        </w:rPr>
-        <w:t>7. Aba Histórico</w:t>
+        <w:t>• Cada resolução gera DUAS linhas:</w:t>
       </w:r>
     </w:p>
     <w:p>
@@ -2811,685 +842,7 @@
           <w:color w:val="2C3340"/>
           <w:sz w:val="20"/>
         </w:rPr>
-        <w:t>Trilha de auditoria das resoluções de pendências. Cada resolução gera DUAS linhas:</w:t>
-      </w:r>
-    </w:p>
-    <w:tbl>
-      <w:tblPr>
-        <w:tblStyle w:val="LightGrid-Accent1"/>
-        <w:tblW w:type="auto" w:w="0"/>
-        <w:tblLayout w:type="fixed"/>
-        <w:tblLook w:firstColumn="1" w:firstRow="1" w:lastColumn="0" w:lastRow="0" w:noHBand="0" w:noVBand="1" w:val="04A0"/>
-      </w:tblPr>
-      <w:tblGrid>
-        <w:gridCol w:w="4986"/>
-        <w:gridCol w:w="4986"/>
-      </w:tblGrid>
-      <w:tr>
-        <w:tc>
-          <w:tcPr>
-            <w:tcW w:type="dxa" w:w="2835"/>
-            <w:shd w:val="clear" w:color="auto" w:fill="1F2D5C"/>
-          </w:tcPr>
-          <w:p>
-            <w:r/>
-            <w:r>
-              <w:rPr>
-                <w:b/>
-                <w:color w:val="FFFFFF"/>
-                <w:sz w:val="19"/>
-              </w:rPr>
-              <w:t>Movimentação</w:t>
-            </w:r>
-          </w:p>
-        </w:tc>
-        <w:tc>
-          <w:tcPr>
-            <w:tcW w:type="dxa" w:w="6520"/>
-            <w:shd w:val="clear" w:color="auto" w:fill="1F2D5C"/>
-          </w:tcPr>
-          <w:p>
-            <w:r/>
-            <w:r>
-              <w:rPr>
-                <w:b/>
-                <w:color w:val="FFFFFF"/>
-                <w:sz w:val="19"/>
-              </w:rPr>
-              <w:t>Significado</w:t>
-            </w:r>
-          </w:p>
-        </w:tc>
-      </w:tr>
-      <w:tr>
-        <w:tc>
-          <w:tcPr>
-            <w:tcW w:type="dxa" w:w="2835"/>
-          </w:tcPr>
-          <w:p>
-            <w:r/>
-            <w:r>
-              <w:rPr>
-                <w:color w:val="2C3340"/>
-                <w:sz w:val="18"/>
-              </w:rPr>
-              <w:t>Pendência identificada</w:t>
-            </w:r>
-          </w:p>
-        </w:tc>
-        <w:tc>
-          <w:tcPr>
-            <w:tcW w:type="dxa" w:w="6520"/>
-          </w:tcPr>
-          <w:p>
-            <w:r/>
-            <w:r>
-              <w:rPr>
-                <w:color w:val="2C3340"/>
-                <w:sz w:val="18"/>
-              </w:rPr>
-              <w:t>Quando a divergência apareceu pela primeira vez (MIN(data_identificacao) em bi_divergencias da matrícula).</w:t>
-            </w:r>
-          </w:p>
-        </w:tc>
-      </w:tr>
-      <w:tr>
-        <w:tc>
-          <w:tcPr>
-            <w:tcW w:type="dxa" w:w="2835"/>
-            <w:shd w:val="clear" w:color="auto" w:fill="F5F6FA"/>
-          </w:tcPr>
-          <w:p>
-            <w:r/>
-            <w:r>
-              <w:rPr>
-                <w:color w:val="2C3340"/>
-                <w:sz w:val="18"/>
-              </w:rPr>
-              <w:t>Pendência resolvida</w:t>
-            </w:r>
-          </w:p>
-        </w:tc>
-        <w:tc>
-          <w:tcPr>
-            <w:tcW w:type="dxa" w:w="6520"/>
-            <w:shd w:val="clear" w:color="auto" w:fill="F5F6FA"/>
-          </w:tcPr>
-          <w:p>
-            <w:r/>
-            <w:r>
-              <w:rPr>
-                <w:color w:val="2C3340"/>
-                <w:sz w:val="18"/>
-              </w:rPr>
-              <w:t>Quando o usuário registrou a resolução sob ticket Jira (resolucoes.resolvido_em).</w:t>
-            </w:r>
-          </w:p>
-        </w:tc>
-      </w:tr>
-    </w:tbl>
-    <w:p/>
-    <w:p>
-      <w:r>
-        <w:rPr>
-          <w:b w:val="0"/>
-          <w:i/>
-          <w:color w:val="2C3340"/>
-          <w:sz w:val="20"/>
-        </w:rPr>
-        <w:t>Regra de coerência: Pendência resolvida é sempre posterior a Pendência identificada.</w:t>
-      </w:r>
-    </w:p>
-    <w:p>
-      <w:pPr>
-        <w:pStyle w:val="Heading2"/>
-      </w:pPr>
-      <w:r>
-        <w:rPr>
-          <w:color w:val="1F2D5C"/>
-        </w:rPr>
-        <w:t>Colunas</w:t>
-      </w:r>
-    </w:p>
-    <w:tbl>
-      <w:tblPr>
-        <w:tblStyle w:val="LightGrid-Accent1"/>
-        <w:tblW w:type="auto" w:w="0"/>
-        <w:tblLayout w:type="fixed"/>
-        <w:tblLook w:firstColumn="1" w:firstRow="1" w:lastColumn="0" w:lastRow="0" w:noHBand="0" w:noVBand="1" w:val="04A0"/>
-      </w:tblPr>
-      <w:tblGrid>
-        <w:gridCol w:w="4986"/>
-        <w:gridCol w:w="4986"/>
-      </w:tblGrid>
-      <w:tr>
-        <w:tc>
-          <w:tcPr>
-            <w:tcW w:type="dxa" w:w="1984"/>
-            <w:shd w:val="clear" w:color="auto" w:fill="1F2D5C"/>
-          </w:tcPr>
-          <w:p>
-            <w:r/>
-            <w:r>
-              <w:rPr>
-                <w:b/>
-                <w:color w:val="FFFFFF"/>
-                <w:sz w:val="19"/>
-              </w:rPr>
-              <w:t>Coluna</w:t>
-            </w:r>
-          </w:p>
-        </w:tc>
-        <w:tc>
-          <w:tcPr>
-            <w:tcW w:type="dxa" w:w="7370"/>
-            <w:shd w:val="clear" w:color="auto" w:fill="1F2D5C"/>
-          </w:tcPr>
-          <w:p>
-            <w:r/>
-            <w:r>
-              <w:rPr>
-                <w:b/>
-                <w:color w:val="FFFFFF"/>
-                <w:sz w:val="19"/>
-              </w:rPr>
-              <w:t>Conteúdo</w:t>
-            </w:r>
-          </w:p>
-        </w:tc>
-      </w:tr>
-      <w:tr>
-        <w:tc>
-          <w:tcPr>
-            <w:tcW w:type="dxa" w:w="1984"/>
-          </w:tcPr>
-          <w:p>
-            <w:r/>
-            <w:r>
-              <w:rPr>
-                <w:color w:val="2C3340"/>
-                <w:sz w:val="18"/>
-              </w:rPr>
-              <w:t>(expandir)</w:t>
-            </w:r>
-          </w:p>
-        </w:tc>
-        <w:tc>
-          <w:tcPr>
-            <w:tcW w:type="dxa" w:w="7370"/>
-          </w:tcPr>
-          <w:p>
-            <w:r/>
-            <w:r>
-              <w:rPr>
-                <w:color w:val="2C3340"/>
-                <w:sz w:val="18"/>
-              </w:rPr>
-              <w:t>Mostra detalhes adicionais quando agrupado por funcionário</w:t>
-            </w:r>
-          </w:p>
-        </w:tc>
-      </w:tr>
-      <w:tr>
-        <w:tc>
-          <w:tcPr>
-            <w:tcW w:type="dxa" w:w="1984"/>
-            <w:shd w:val="clear" w:color="auto" w:fill="F5F6FA"/>
-          </w:tcPr>
-          <w:p>
-            <w:r/>
-            <w:r>
-              <w:rPr>
-                <w:color w:val="2C3340"/>
-                <w:sz w:val="18"/>
-              </w:rPr>
-              <w:t>Matrícula</w:t>
-            </w:r>
-          </w:p>
-        </w:tc>
-        <w:tc>
-          <w:tcPr>
-            <w:tcW w:type="dxa" w:w="7370"/>
-            <w:shd w:val="clear" w:color="auto" w:fill="F5F6FA"/>
-          </w:tcPr>
-          <w:p>
-            <w:r/>
-            <w:r>
-              <w:rPr>
-                <w:color w:val="2C3340"/>
-                <w:sz w:val="18"/>
-              </w:rPr>
-              <w:t>Matrícula do funcionário</w:t>
-            </w:r>
-          </w:p>
-        </w:tc>
-      </w:tr>
-      <w:tr>
-        <w:tc>
-          <w:tcPr>
-            <w:tcW w:type="dxa" w:w="1984"/>
-          </w:tcPr>
-          <w:p>
-            <w:r/>
-            <w:r>
-              <w:rPr>
-                <w:color w:val="2C3340"/>
-                <w:sz w:val="18"/>
-              </w:rPr>
-              <w:t>Nome</w:t>
-            </w:r>
-          </w:p>
-        </w:tc>
-        <w:tc>
-          <w:tcPr>
-            <w:tcW w:type="dxa" w:w="7370"/>
-          </w:tcPr>
-          <w:p>
-            <w:r/>
-            <w:r>
-              <w:rPr>
-                <w:color w:val="2C3340"/>
-                <w:sz w:val="18"/>
-              </w:rPr>
-              <w:t>Nome completo</w:t>
-            </w:r>
-          </w:p>
-        </w:tc>
-      </w:tr>
-      <w:tr>
-        <w:tc>
-          <w:tcPr>
-            <w:tcW w:type="dxa" w:w="1984"/>
-            <w:shd w:val="clear" w:color="auto" w:fill="F5F6FA"/>
-          </w:tcPr>
-          <w:p>
-            <w:r/>
-            <w:r>
-              <w:rPr>
-                <w:color w:val="2C3340"/>
-                <w:sz w:val="18"/>
-              </w:rPr>
-              <w:t>Movimentação</w:t>
-            </w:r>
-          </w:p>
-        </w:tc>
-        <w:tc>
-          <w:tcPr>
-            <w:tcW w:type="dxa" w:w="7370"/>
-            <w:shd w:val="clear" w:color="auto" w:fill="F5F6FA"/>
-          </w:tcPr>
-          <w:p>
-            <w:r/>
-            <w:r>
-              <w:rPr>
-                <w:color w:val="2C3340"/>
-                <w:sz w:val="18"/>
-              </w:rPr>
-              <w:t>Pendência identificada ou Pendência resolvida (badge colorido)</w:t>
-            </w:r>
-          </w:p>
-        </w:tc>
-      </w:tr>
-      <w:tr>
-        <w:tc>
-          <w:tcPr>
-            <w:tcW w:type="dxa" w:w="1984"/>
-          </w:tcPr>
-          <w:p>
-            <w:r/>
-            <w:r>
-              <w:rPr>
-                <w:color w:val="2C3340"/>
-                <w:sz w:val="18"/>
-              </w:rPr>
-              <w:t>Data</w:t>
-            </w:r>
-          </w:p>
-        </w:tc>
-        <w:tc>
-          <w:tcPr>
-            <w:tcW w:type="dxa" w:w="7370"/>
-          </w:tcPr>
-          <w:p>
-            <w:r/>
-            <w:r>
-              <w:rPr>
-                <w:color w:val="2C3340"/>
-                <w:sz w:val="18"/>
-              </w:rPr>
-              <w:t>Data do evento</w:t>
-            </w:r>
-          </w:p>
-        </w:tc>
-      </w:tr>
-      <w:tr>
-        <w:tc>
-          <w:tcPr>
-            <w:tcW w:type="dxa" w:w="1984"/>
-            <w:shd w:val="clear" w:color="auto" w:fill="F5F6FA"/>
-          </w:tcPr>
-          <w:p>
-            <w:r/>
-            <w:r>
-              <w:rPr>
-                <w:color w:val="2C3340"/>
-                <w:sz w:val="18"/>
-              </w:rPr>
-              <w:t>Detalhe</w:t>
-            </w:r>
-          </w:p>
-        </w:tc>
-        <w:tc>
-          <w:tcPr>
-            <w:tcW w:type="dxa" w:w="7370"/>
-            <w:shd w:val="clear" w:color="auto" w:fill="F5F6FA"/>
-          </w:tcPr>
-          <w:p>
-            <w:r/>
-            <w:r>
-              <w:rPr>
-                <w:color w:val="2C3340"/>
-                <w:sz w:val="18"/>
-              </w:rPr>
-              <w:t>Ticket Jira (resolvida) ou "ver detalhes" (lupa para abrir modal completo)</w:t>
-            </w:r>
-          </w:p>
-        </w:tc>
-      </w:tr>
-    </w:tbl>
-    <w:p/>
-    <w:p>
-      <w:pPr>
-        <w:pStyle w:val="Heading2"/>
-      </w:pPr>
-      <w:r>
-        <w:rPr>
-          <w:color w:val="1F2D5C"/>
-        </w:rPr>
-        <w:t>Badges de movimentação</w:t>
-      </w:r>
-    </w:p>
-    <w:tbl>
-      <w:tblPr>
-        <w:tblStyle w:val="LightGrid-Accent1"/>
-        <w:tblW w:type="auto" w:w="0"/>
-        <w:tblLayout w:type="fixed"/>
-        <w:tblLook w:firstColumn="1" w:firstRow="1" w:lastColumn="0" w:lastRow="0" w:noHBand="0" w:noVBand="1" w:val="04A0"/>
-      </w:tblPr>
-      <w:tblGrid>
-        <w:gridCol w:w="3324"/>
-        <w:gridCol w:w="3324"/>
-        <w:gridCol w:w="3324"/>
-      </w:tblGrid>
-      <w:tr>
-        <w:tc>
-          <w:tcPr>
-            <w:tcW w:type="dxa" w:w="2551"/>
-            <w:shd w:val="clear" w:color="auto" w:fill="1F2D5C"/>
-          </w:tcPr>
-          <w:p>
-            <w:r/>
-            <w:r>
-              <w:rPr>
-                <w:b/>
-                <w:color w:val="FFFFFF"/>
-                <w:sz w:val="19"/>
-              </w:rPr>
-              <w:t>Badge</w:t>
-            </w:r>
-          </w:p>
-        </w:tc>
-        <w:tc>
-          <w:tcPr>
-            <w:tcW w:type="dxa" w:w="1417"/>
-            <w:shd w:val="clear" w:color="auto" w:fill="1F2D5C"/>
-          </w:tcPr>
-          <w:p>
-            <w:r/>
-            <w:r>
-              <w:rPr>
-                <w:b/>
-                <w:color w:val="FFFFFF"/>
-                <w:sz w:val="19"/>
-              </w:rPr>
-              <w:t>Cor</w:t>
-            </w:r>
-          </w:p>
-        </w:tc>
-        <w:tc>
-          <w:tcPr>
-            <w:tcW w:type="dxa" w:w="5386"/>
-            <w:shd w:val="clear" w:color="auto" w:fill="1F2D5C"/>
-          </w:tcPr>
-          <w:p>
-            <w:r/>
-            <w:r>
-              <w:rPr>
-                <w:b/>
-                <w:color w:val="FFFFFF"/>
-                <w:sz w:val="19"/>
-              </w:rPr>
-              <w:t>Significado</w:t>
-            </w:r>
-          </w:p>
-        </w:tc>
-      </w:tr>
-      <w:tr>
-        <w:tc>
-          <w:tcPr>
-            <w:tcW w:type="dxa" w:w="2551"/>
-          </w:tcPr>
-          <w:p>
-            <w:r/>
-            <w:r>
-              <w:rPr>
-                <w:color w:val="2C3340"/>
-                <w:sz w:val="18"/>
-              </w:rPr>
-              <w:t>Pendência identificada</w:t>
-            </w:r>
-          </w:p>
-        </w:tc>
-        <w:tc>
-          <w:tcPr>
-            <w:tcW w:type="dxa" w:w="1417"/>
-          </w:tcPr>
-          <w:p>
-            <w:r/>
-            <w:r>
-              <w:rPr>
-                <w:color w:val="2C3340"/>
-                <w:sz w:val="18"/>
-              </w:rPr>
-              <w:t>Cinza</w:t>
-            </w:r>
-          </w:p>
-        </w:tc>
-        <w:tc>
-          <w:tcPr>
-            <w:tcW w:type="dxa" w:w="5386"/>
-          </w:tcPr>
-          <w:p>
-            <w:r/>
-            <w:r>
-              <w:rPr>
-                <w:color w:val="2C3340"/>
-                <w:sz w:val="18"/>
-              </w:rPr>
-              <w:t>Linha que abre a trilha.</w:t>
-            </w:r>
-          </w:p>
-        </w:tc>
-      </w:tr>
-      <w:tr>
-        <w:tc>
-          <w:tcPr>
-            <w:tcW w:type="dxa" w:w="2551"/>
-            <w:shd w:val="clear" w:color="auto" w:fill="F5F6FA"/>
-          </w:tcPr>
-          <w:p>
-            <w:r/>
-            <w:r>
-              <w:rPr>
-                <w:color w:val="2C3340"/>
-                <w:sz w:val="18"/>
-              </w:rPr>
-              <w:t>Pendência resolvida</w:t>
-            </w:r>
-          </w:p>
-        </w:tc>
-        <w:tc>
-          <w:tcPr>
-            <w:tcW w:type="dxa" w:w="1417"/>
-            <w:shd w:val="clear" w:color="auto" w:fill="F5F6FA"/>
-          </w:tcPr>
-          <w:p>
-            <w:r/>
-            <w:r>
-              <w:rPr>
-                <w:color w:val="2C3340"/>
-                <w:sz w:val="18"/>
-              </w:rPr>
-              <w:t>Verde</w:t>
-            </w:r>
-          </w:p>
-        </w:tc>
-        <w:tc>
-          <w:tcPr>
-            <w:tcW w:type="dxa" w:w="5386"/>
-            <w:shd w:val="clear" w:color="auto" w:fill="F5F6FA"/>
-          </w:tcPr>
-          <w:p>
-            <w:r/>
-            <w:r>
-              <w:rPr>
-                <w:color w:val="2C3340"/>
-                <w:sz w:val="18"/>
-              </w:rPr>
-              <w:t>Fecha a trilha sob ticket Jira.</w:t>
-            </w:r>
-          </w:p>
-        </w:tc>
-      </w:tr>
-      <w:tr>
-        <w:tc>
-          <w:tcPr>
-            <w:tcW w:type="dxa" w:w="2551"/>
-          </w:tcPr>
-          <w:p>
-            <w:r/>
-            <w:r>
-              <w:rPr>
-                <w:color w:val="2C3340"/>
-                <w:sz w:val="18"/>
-              </w:rPr>
-              <w:t>Admitido (reservado)</w:t>
-            </w:r>
-          </w:p>
-        </w:tc>
-        <w:tc>
-          <w:tcPr>
-            <w:tcW w:type="dxa" w:w="1417"/>
-          </w:tcPr>
-          <w:p>
-            <w:r/>
-            <w:r>
-              <w:rPr>
-                <w:color w:val="2C3340"/>
-                <w:sz w:val="18"/>
-              </w:rPr>
-              <w:t>Azul</w:t>
-            </w:r>
-          </w:p>
-        </w:tc>
-        <w:tc>
-          <w:tcPr>
-            <w:tcW w:type="dxa" w:w="5386"/>
-          </w:tcPr>
-          <w:p>
-            <w:r/>
-            <w:r>
-              <w:rPr>
-                <w:color w:val="2C3340"/>
-                <w:sz w:val="18"/>
-              </w:rPr>
-              <w:t>Movimentação cadastral RH (atualmente não exibida).</w:t>
-            </w:r>
-          </w:p>
-        </w:tc>
-      </w:tr>
-      <w:tr>
-        <w:tc>
-          <w:tcPr>
-            <w:tcW w:type="dxa" w:w="2551"/>
-            <w:shd w:val="clear" w:color="auto" w:fill="F5F6FA"/>
-          </w:tcPr>
-          <w:p>
-            <w:r/>
-            <w:r>
-              <w:rPr>
-                <w:color w:val="2C3340"/>
-                <w:sz w:val="18"/>
-              </w:rPr>
-              <w:t>Alterado (reservado)</w:t>
-            </w:r>
-          </w:p>
-        </w:tc>
-        <w:tc>
-          <w:tcPr>
-            <w:tcW w:type="dxa" w:w="1417"/>
-            <w:shd w:val="clear" w:color="auto" w:fill="F5F6FA"/>
-          </w:tcPr>
-          <w:p>
-            <w:r/>
-            <w:r>
-              <w:rPr>
-                <w:color w:val="2C3340"/>
-                <w:sz w:val="18"/>
-              </w:rPr>
-              <w:t>Amarelo</w:t>
-            </w:r>
-          </w:p>
-        </w:tc>
-        <w:tc>
-          <w:tcPr>
-            <w:tcW w:type="dxa" w:w="5386"/>
-            <w:shd w:val="clear" w:color="auto" w:fill="F5F6FA"/>
-          </w:tcPr>
-          <w:p>
-            <w:r/>
-            <w:r>
-              <w:rPr>
-                <w:color w:val="2C3340"/>
-                <w:sz w:val="18"/>
-              </w:rPr>
-              <w:t>Movimentação cadastral RH (atualmente não exibida).</w:t>
-            </w:r>
-          </w:p>
-        </w:tc>
-      </w:tr>
-    </w:tbl>
-    <w:p/>
-    <w:p>
-      <w:r>
-        <w:rPr>
-          <w:b w:val="0"/>
-          <w:i w:val="0"/>
-          <w:color w:val="2C3340"/>
-          <w:sz w:val="20"/>
-        </w:rPr>
-        <w:t>Botão Exportar Excel exporta o histórico com a mesma estrutura (agrupamentos por funcionário, mesma formatação visual da grid).</w:t>
-      </w:r>
-    </w:p>
-    <w:p>
-      <w:pPr>
-        <w:pStyle w:val="Heading1"/>
-      </w:pPr>
-      <w:r>
-        <w:rPr>
-          <w:color w:val="1F2D5C"/>
-        </w:rPr>
-        <w:t>8. Aba Consulta</w:t>
+        <w:t xml:space="preserve">    – Pendência identificada: quando a pendência foi detectada pelo Processador.</w:t>
       </w:r>
     </w:p>
     <w:p>
@@ -3500,18 +853,7 @@
           <w:color w:val="2C3340"/>
           <w:sz w:val="20"/>
         </w:rPr>
-        <w:t>Em construção. Será uma grade de consulta livre com filtros adicionais. Os filtros serão definidos junto com o cliente.</w:t>
-      </w:r>
-    </w:p>
-    <w:p>
-      <w:pPr>
-        <w:pStyle w:val="Heading1"/>
-      </w:pPr>
-      <w:r>
-        <w:rPr>
-          <w:color w:val="1F2D5C"/>
-        </w:rPr>
-        <w:t>9. Filtros laterais</w:t>
+        <w:t xml:space="preserve">    – Pendência resolvida: quando o usuário registrou a resolução sob ticket do Jira.</w:t>
       </w:r>
     </w:p>
     <w:p>
@@ -3522,242 +864,7 @@
           <w:color w:val="2C3340"/>
           <w:sz w:val="20"/>
         </w:rPr>
-        <w:t>Painel lateral esquerdo (todas as abas exceto Consulta). Funciona em conjunto com a grid atual. Cinco filtros independentes:</w:t>
-      </w:r>
-    </w:p>
-    <w:tbl>
-      <w:tblPr>
-        <w:tblStyle w:val="LightGrid-Accent1"/>
-        <w:tblW w:type="auto" w:w="0"/>
-        <w:tblLayout w:type="fixed"/>
-        <w:tblLook w:firstColumn="1" w:firstRow="1" w:lastColumn="0" w:lastRow="0" w:noHBand="0" w:noVBand="1" w:val="04A0"/>
-      </w:tblPr>
-      <w:tblGrid>
-        <w:gridCol w:w="4986"/>
-        <w:gridCol w:w="4986"/>
-      </w:tblGrid>
-      <w:tr>
-        <w:tc>
-          <w:tcPr>
-            <w:tcW w:type="dxa" w:w="1701"/>
-            <w:shd w:val="clear" w:color="auto" w:fill="1F2D5C"/>
-          </w:tcPr>
-          <w:p>
-            <w:r/>
-            <w:r>
-              <w:rPr>
-                <w:b/>
-                <w:color w:val="FFFFFF"/>
-                <w:sz w:val="19"/>
-              </w:rPr>
-              <w:t>Filtro</w:t>
-            </w:r>
-          </w:p>
-        </w:tc>
-        <w:tc>
-          <w:tcPr>
-            <w:tcW w:type="dxa" w:w="7654"/>
-            <w:shd w:val="clear" w:color="auto" w:fill="1F2D5C"/>
-          </w:tcPr>
-          <w:p>
-            <w:r/>
-            <w:r>
-              <w:rPr>
-                <w:b/>
-                <w:color w:val="FFFFFF"/>
-                <w:sz w:val="19"/>
-              </w:rPr>
-              <w:t>Valores possíveis</w:t>
-            </w:r>
-          </w:p>
-        </w:tc>
-      </w:tr>
-      <w:tr>
-        <w:tc>
-          <w:tcPr>
-            <w:tcW w:type="dxa" w:w="1701"/>
-          </w:tcPr>
-          <w:p>
-            <w:r/>
-            <w:r>
-              <w:rPr>
-                <w:color w:val="2C3340"/>
-                <w:sz w:val="18"/>
-              </w:rPr>
-              <w:t>Vínculo</w:t>
-            </w:r>
-          </w:p>
-        </w:tc>
-        <w:tc>
-          <w:tcPr>
-            <w:tcW w:type="dxa" w:w="7654"/>
-          </w:tcPr>
-          <w:p>
-            <w:r/>
-            <w:r>
-              <w:rPr>
-                <w:color w:val="2C3340"/>
-                <w:sz w:val="18"/>
-              </w:rPr>
-              <w:t>Funcionário, Terceiro</w:t>
-            </w:r>
-          </w:p>
-        </w:tc>
-      </w:tr>
-      <w:tr>
-        <w:tc>
-          <w:tcPr>
-            <w:tcW w:type="dxa" w:w="1701"/>
-            <w:shd w:val="clear" w:color="auto" w:fill="F5F6FA"/>
-          </w:tcPr>
-          <w:p>
-            <w:r/>
-            <w:r>
-              <w:rPr>
-                <w:color w:val="2C3340"/>
-                <w:sz w:val="18"/>
-              </w:rPr>
-              <w:t>Ação</w:t>
-            </w:r>
-          </w:p>
-        </w:tc>
-        <w:tc>
-          <w:tcPr>
-            <w:tcW w:type="dxa" w:w="7654"/>
-            <w:shd w:val="clear" w:color="auto" w:fill="F5F6FA"/>
-          </w:tcPr>
-          <w:p>
-            <w:r/>
-            <w:r>
-              <w:rPr>
-                <w:color w:val="2C3340"/>
-                <w:sz w:val="18"/>
-              </w:rPr>
-              <w:t>Incluir Acesso, Alterar Perfil, Em Análise, Não Mapeado</w:t>
-            </w:r>
-          </w:p>
-        </w:tc>
-      </w:tr>
-      <w:tr>
-        <w:tc>
-          <w:tcPr>
-            <w:tcW w:type="dxa" w:w="1701"/>
-          </w:tcPr>
-          <w:p>
-            <w:r/>
-            <w:r>
-              <w:rPr>
-                <w:color w:val="2C3340"/>
-                <w:sz w:val="18"/>
-              </w:rPr>
-              <w:t>Status</w:t>
-            </w:r>
-          </w:p>
-        </w:tc>
-        <w:tc>
-          <w:tcPr>
-            <w:tcW w:type="dxa" w:w="7654"/>
-          </w:tcPr>
-          <w:p>
-            <w:r/>
-            <w:r>
-              <w:rPr>
-                <w:color w:val="2C3340"/>
-                <w:sz w:val="18"/>
-              </w:rPr>
-              <w:t>Pendente, Resolvido</w:t>
-            </w:r>
-          </w:p>
-        </w:tc>
-      </w:tr>
-      <w:tr>
-        <w:tc>
-          <w:tcPr>
-            <w:tcW w:type="dxa" w:w="1701"/>
-            <w:shd w:val="clear" w:color="auto" w:fill="F5F6FA"/>
-          </w:tcPr>
-          <w:p>
-            <w:r/>
-            <w:r>
-              <w:rPr>
-                <w:color w:val="2C3340"/>
-                <w:sz w:val="18"/>
-              </w:rPr>
-              <w:t>Tipo</w:t>
-            </w:r>
-          </w:p>
-        </w:tc>
-        <w:tc>
-          <w:tcPr>
-            <w:tcW w:type="dxa" w:w="7654"/>
-            <w:shd w:val="clear" w:color="auto" w:fill="F5F6FA"/>
-          </w:tcPr>
-          <w:p>
-            <w:r/>
-            <w:r>
-              <w:rPr>
-                <w:color w:val="2C3340"/>
-                <w:sz w:val="18"/>
-              </w:rPr>
-              <w:t>Sem Acesso, Divergente, Em Análise, Sem Vínculo RH</w:t>
-            </w:r>
-          </w:p>
-        </w:tc>
-      </w:tr>
-      <w:tr>
-        <w:tc>
-          <w:tcPr>
-            <w:tcW w:type="dxa" w:w="1701"/>
-          </w:tcPr>
-          <w:p>
-            <w:r/>
-            <w:r>
-              <w:rPr>
-                <w:color w:val="2C3340"/>
-                <w:sz w:val="18"/>
-              </w:rPr>
-              <w:t>Sistema</w:t>
-            </w:r>
-          </w:p>
-        </w:tc>
-        <w:tc>
-          <w:tcPr>
-            <w:tcW w:type="dxa" w:w="7654"/>
-          </w:tcPr>
-          <w:p>
-            <w:r/>
-            <w:r>
-              <w:rPr>
-                <w:color w:val="2C3340"/>
-                <w:sz w:val="18"/>
-              </w:rPr>
-              <w:t>SYSTUR (Fase 1); outros nas fases seguintes</w:t>
-            </w:r>
-          </w:p>
-        </w:tc>
-      </w:tr>
-    </w:tbl>
-    <w:p/>
-    <w:p>
-      <w:pPr>
-        <w:pStyle w:val="Heading2"/>
-      </w:pPr>
-      <w:r>
-        <w:rPr>
-          <w:color w:val="1F2D5C"/>
-        </w:rPr>
-        <w:t>Comportamento dos filtros</w:t>
-      </w:r>
-    </w:p>
-    <w:p>
-      <w:r>
-        <w:rPr>
-          <w:b w:val="0"/>
-          <w:i/>
-          <w:color w:val="2C3340"/>
-          <w:sz w:val="20"/>
-        </w:rPr>
-        <w:t>"Clique isola o valor · Ctrl+clique combina"</w:t>
+        <w:t>• A Pendência resolvida é SEMPRE posterior à Pendência identificada (regra cronológica).</w:t>
       </w:r>
     </w:p>
     <w:p>
@@ -3768,7 +875,7 @@
           <w:color w:val="2C3340"/>
           <w:sz w:val="20"/>
         </w:rPr>
-        <w:t>• Clique simples: filtra só por esse valor, descarta os outros.</w:t>
+        <w:t>• Botão Exportar Excel: gera planilha com o mesmo agrupamento e formatação da grid.</w:t>
       </w:r>
     </w:p>
     <w:p>
@@ -3779,2221 +886,9 @@
           <w:color w:val="2C3340"/>
           <w:sz w:val="20"/>
         </w:rPr>
-        <w:t>• Ctrl+clique: adiciona/remove o valor da seleção atual (multi-seleção).</w:t>
+        <w:t>• Histórico apenas lê — nada é editado aqui. As resoluções vêm da aba Pendências.</w:t>
       </w:r>
     </w:p>
-    <w:p>
-      <w:r>
-        <w:rPr>
-          <w:b w:val="0"/>
-          <w:i w:val="0"/>
-          <w:color w:val="2C3340"/>
-          <w:sz w:val="20"/>
-        </w:rPr>
-        <w:t>• Sem nada marcado: tudo é mostrado.</w:t>
-      </w:r>
-    </w:p>
-    <w:p>
-      <w:pPr>
-        <w:pStyle w:val="Heading1"/>
-      </w:pPr>
-      <w:r>
-        <w:rPr>
-          <w:color w:val="1F2D5C"/>
-        </w:rPr>
-        <w:t>10. Tooltips (textos do ícone (i))</w:t>
-      </w:r>
-    </w:p>
-    <w:p>
-      <w:r>
-        <w:rPr>
-          <w:b w:val="0"/>
-          <w:i w:val="0"/>
-          <w:color w:val="2C3340"/>
-          <w:sz w:val="20"/>
-        </w:rPr>
-        <w:t>Aparecem nos filtros laterais e nos cards de pendência (modais). Passar o mouse sobre o (i) exibe o texto:</w:t>
-      </w:r>
-    </w:p>
-    <w:p>
-      <w:pPr>
-        <w:pStyle w:val="Heading2"/>
-      </w:pPr>
-      <w:r>
-        <w:rPr>
-          <w:color w:val="1F2D5C"/>
-        </w:rPr>
-        <w:t>Ação</w:t>
-      </w:r>
-    </w:p>
-    <w:tbl>
-      <w:tblPr>
-        <w:tblStyle w:val="LightGrid-Accent1"/>
-        <w:tblW w:type="auto" w:w="0"/>
-        <w:tblLayout w:type="fixed"/>
-        <w:tblLook w:firstColumn="1" w:firstRow="1" w:lastColumn="0" w:lastRow="0" w:noHBand="0" w:noVBand="1" w:val="04A0"/>
-      </w:tblPr>
-      <w:tblGrid>
-        <w:gridCol w:w="4986"/>
-        <w:gridCol w:w="4986"/>
-      </w:tblGrid>
-      <w:tr>
-        <w:tc>
-          <w:tcPr>
-            <w:tcW w:type="dxa" w:w="1984"/>
-            <w:shd w:val="clear" w:color="auto" w:fill="1F2D5C"/>
-          </w:tcPr>
-          <w:p>
-            <w:r/>
-            <w:r>
-              <w:rPr>
-                <w:b/>
-                <w:color w:val="FFFFFF"/>
-                <w:sz w:val="19"/>
-              </w:rPr>
-              <w:t>Valor</w:t>
-            </w:r>
-          </w:p>
-        </w:tc>
-        <w:tc>
-          <w:tcPr>
-            <w:tcW w:type="dxa" w:w="7370"/>
-            <w:shd w:val="clear" w:color="auto" w:fill="1F2D5C"/>
-          </w:tcPr>
-          <w:p>
-            <w:r/>
-            <w:r>
-              <w:rPr>
-                <w:b/>
-                <w:color w:val="FFFFFF"/>
-                <w:sz w:val="19"/>
-              </w:rPr>
-              <w:t>Tooltip</w:t>
-            </w:r>
-          </w:p>
-        </w:tc>
-      </w:tr>
-      <w:tr>
-        <w:tc>
-          <w:tcPr>
-            <w:tcW w:type="dxa" w:w="1984"/>
-          </w:tcPr>
-          <w:p>
-            <w:r/>
-            <w:r>
-              <w:rPr>
-                <w:color w:val="2C3340"/>
-                <w:sz w:val="18"/>
-              </w:rPr>
-              <w:t>Incluir Acesso</w:t>
-            </w:r>
-          </w:p>
-        </w:tc>
-        <w:tc>
-          <w:tcPr>
-            <w:tcW w:type="dxa" w:w="7370"/>
-          </w:tcPr>
-          <w:p>
-            <w:r/>
-            <w:r>
-              <w:rPr>
-                <w:color w:val="2C3340"/>
-                <w:sz w:val="18"/>
-              </w:rPr>
-              <w:t>Funcionário sem o acesso que a matriz do cargo exige — precisa incluir o perfil.</w:t>
-            </w:r>
-          </w:p>
-        </w:tc>
-      </w:tr>
-      <w:tr>
-        <w:tc>
-          <w:tcPr>
-            <w:tcW w:type="dxa" w:w="1984"/>
-            <w:shd w:val="clear" w:color="auto" w:fill="F5F6FA"/>
-          </w:tcPr>
-          <w:p>
-            <w:r/>
-            <w:r>
-              <w:rPr>
-                <w:color w:val="2C3340"/>
-                <w:sz w:val="18"/>
-              </w:rPr>
-              <w:t>Alterar Perfil</w:t>
-            </w:r>
-          </w:p>
-        </w:tc>
-        <w:tc>
-          <w:tcPr>
-            <w:tcW w:type="dxa" w:w="7370"/>
-            <w:shd w:val="clear" w:color="auto" w:fill="F5F6FA"/>
-          </w:tcPr>
-          <w:p>
-            <w:r/>
-            <w:r>
-              <w:rPr>
-                <w:color w:val="2C3340"/>
-                <w:sz w:val="18"/>
-              </w:rPr>
-              <w:t>Funcionário com perfil diferente do permitido para o cargo — precisa alterar.</w:t>
-            </w:r>
-          </w:p>
-        </w:tc>
-      </w:tr>
-      <w:tr>
-        <w:tc>
-          <w:tcPr>
-            <w:tcW w:type="dxa" w:w="1984"/>
-          </w:tcPr>
-          <w:p>
-            <w:r/>
-            <w:r>
-              <w:rPr>
-                <w:color w:val="2C3340"/>
-                <w:sz w:val="18"/>
-              </w:rPr>
-              <w:t>Em Análise</w:t>
-            </w:r>
-          </w:p>
-        </w:tc>
-        <w:tc>
-          <w:tcPr>
-            <w:tcW w:type="dxa" w:w="7370"/>
-          </w:tcPr>
-          <w:p>
-            <w:r/>
-            <w:r>
-              <w:rPr>
-                <w:color w:val="2C3340"/>
-                <w:sz w:val="18"/>
-              </w:rPr>
-              <w:t>O cargo tem mais de um perfil possível na matriz — requer análise manual.</w:t>
-            </w:r>
-          </w:p>
-        </w:tc>
-      </w:tr>
-      <w:tr>
-        <w:tc>
-          <w:tcPr>
-            <w:tcW w:type="dxa" w:w="1984"/>
-            <w:shd w:val="clear" w:color="auto" w:fill="F5F6FA"/>
-          </w:tcPr>
-          <w:p>
-            <w:r/>
-            <w:r>
-              <w:rPr>
-                <w:color w:val="2C3340"/>
-                <w:sz w:val="18"/>
-              </w:rPr>
-              <w:t>Não Mapeado</w:t>
-            </w:r>
-          </w:p>
-        </w:tc>
-        <w:tc>
-          <w:tcPr>
-            <w:tcW w:type="dxa" w:w="7370"/>
-            <w:shd w:val="clear" w:color="auto" w:fill="F5F6FA"/>
-          </w:tcPr>
-          <w:p>
-            <w:r/>
-            <w:r>
-              <w:rPr>
-                <w:color w:val="2C3340"/>
-                <w:sz w:val="18"/>
-              </w:rPr>
-              <w:t>Acesso no sistema sem funcionário correspondente na base de RH ativa.</w:t>
-            </w:r>
-          </w:p>
-        </w:tc>
-      </w:tr>
-    </w:tbl>
-    <w:p/>
-    <w:p>
-      <w:pPr>
-        <w:pStyle w:val="Heading2"/>
-      </w:pPr>
-      <w:r>
-        <w:rPr>
-          <w:color w:val="1F2D5C"/>
-        </w:rPr>
-        <w:t>Tipo (mesma classificação, rótulo usado na grid)</w:t>
-      </w:r>
-    </w:p>
-    <w:tbl>
-      <w:tblPr>
-        <w:tblStyle w:val="LightGrid-Accent1"/>
-        <w:tblW w:type="auto" w:w="0"/>
-        <w:tblLayout w:type="fixed"/>
-        <w:tblLook w:firstColumn="1" w:firstRow="1" w:lastColumn="0" w:lastRow="0" w:noHBand="0" w:noVBand="1" w:val="04A0"/>
-      </w:tblPr>
-      <w:tblGrid>
-        <w:gridCol w:w="4986"/>
-        <w:gridCol w:w="4986"/>
-      </w:tblGrid>
-      <w:tr>
-        <w:tc>
-          <w:tcPr>
-            <w:tcW w:type="dxa" w:w="1984"/>
-            <w:shd w:val="clear" w:color="auto" w:fill="1F2D5C"/>
-          </w:tcPr>
-          <w:p>
-            <w:r/>
-            <w:r>
-              <w:rPr>
-                <w:b/>
-                <w:color w:val="FFFFFF"/>
-                <w:sz w:val="19"/>
-              </w:rPr>
-              <w:t>Valor</w:t>
-            </w:r>
-          </w:p>
-        </w:tc>
-        <w:tc>
-          <w:tcPr>
-            <w:tcW w:type="dxa" w:w="7370"/>
-            <w:shd w:val="clear" w:color="auto" w:fill="1F2D5C"/>
-          </w:tcPr>
-          <w:p>
-            <w:r/>
-            <w:r>
-              <w:rPr>
-                <w:b/>
-                <w:color w:val="FFFFFF"/>
-                <w:sz w:val="19"/>
-              </w:rPr>
-              <w:t>Tooltip</w:t>
-            </w:r>
-          </w:p>
-        </w:tc>
-      </w:tr>
-      <w:tr>
-        <w:tc>
-          <w:tcPr>
-            <w:tcW w:type="dxa" w:w="1984"/>
-          </w:tcPr>
-          <w:p>
-            <w:r/>
-            <w:r>
-              <w:rPr>
-                <w:color w:val="2C3340"/>
-                <w:sz w:val="18"/>
-              </w:rPr>
-              <w:t>Sem Acesso</w:t>
-            </w:r>
-          </w:p>
-        </w:tc>
-        <w:tc>
-          <w:tcPr>
-            <w:tcW w:type="dxa" w:w="7370"/>
-          </w:tcPr>
-          <w:p>
-            <w:r/>
-            <w:r>
-              <w:rPr>
-                <w:color w:val="2C3340"/>
-                <w:sz w:val="18"/>
-              </w:rPr>
-              <w:t>Funcionário sem o acesso que a matriz do cargo exige — precisa incluir o perfil.</w:t>
-            </w:r>
-          </w:p>
-        </w:tc>
-      </w:tr>
-      <w:tr>
-        <w:tc>
-          <w:tcPr>
-            <w:tcW w:type="dxa" w:w="1984"/>
-            <w:shd w:val="clear" w:color="auto" w:fill="F5F6FA"/>
-          </w:tcPr>
-          <w:p>
-            <w:r/>
-            <w:r>
-              <w:rPr>
-                <w:color w:val="2C3340"/>
-                <w:sz w:val="18"/>
-              </w:rPr>
-              <w:t>Divergente</w:t>
-            </w:r>
-          </w:p>
-        </w:tc>
-        <w:tc>
-          <w:tcPr>
-            <w:tcW w:type="dxa" w:w="7370"/>
-            <w:shd w:val="clear" w:color="auto" w:fill="F5F6FA"/>
-          </w:tcPr>
-          <w:p>
-            <w:r/>
-            <w:r>
-              <w:rPr>
-                <w:color w:val="2C3340"/>
-                <w:sz w:val="18"/>
-              </w:rPr>
-              <w:t>Funcionário com perfil diferente do permitido para o cargo — precisa alterar.</w:t>
-            </w:r>
-          </w:p>
-        </w:tc>
-      </w:tr>
-      <w:tr>
-        <w:tc>
-          <w:tcPr>
-            <w:tcW w:type="dxa" w:w="1984"/>
-          </w:tcPr>
-          <w:p>
-            <w:r/>
-            <w:r>
-              <w:rPr>
-                <w:color w:val="2C3340"/>
-                <w:sz w:val="18"/>
-              </w:rPr>
-              <w:t>Sem Vínculo RH</w:t>
-            </w:r>
-          </w:p>
-        </w:tc>
-        <w:tc>
-          <w:tcPr>
-            <w:tcW w:type="dxa" w:w="7370"/>
-          </w:tcPr>
-          <w:p>
-            <w:r/>
-            <w:r>
-              <w:rPr>
-                <w:color w:val="2C3340"/>
-                <w:sz w:val="18"/>
-              </w:rPr>
-              <w:t>Acesso no sistema sem funcionário correspondente na base de RH ativa.</w:t>
-            </w:r>
-          </w:p>
-        </w:tc>
-      </w:tr>
-    </w:tbl>
-    <w:p/>
-    <w:p>
-      <w:pPr>
-        <w:pStyle w:val="Heading2"/>
-      </w:pPr>
-      <w:r>
-        <w:rPr>
-          <w:color w:val="1F2D5C"/>
-        </w:rPr>
-        <w:t>Status</w:t>
-      </w:r>
-    </w:p>
-    <w:tbl>
-      <w:tblPr>
-        <w:tblStyle w:val="LightGrid-Accent1"/>
-        <w:tblW w:type="auto" w:w="0"/>
-        <w:tblLayout w:type="fixed"/>
-        <w:tblLook w:firstColumn="1" w:firstRow="1" w:lastColumn="0" w:lastRow="0" w:noHBand="0" w:noVBand="1" w:val="04A0"/>
-      </w:tblPr>
-      <w:tblGrid>
-        <w:gridCol w:w="4986"/>
-        <w:gridCol w:w="4986"/>
-      </w:tblGrid>
-      <w:tr>
-        <w:tc>
-          <w:tcPr>
-            <w:tcW w:type="dxa" w:w="1984"/>
-            <w:shd w:val="clear" w:color="auto" w:fill="1F2D5C"/>
-          </w:tcPr>
-          <w:p>
-            <w:r/>
-            <w:r>
-              <w:rPr>
-                <w:b/>
-                <w:color w:val="FFFFFF"/>
-                <w:sz w:val="19"/>
-              </w:rPr>
-              <w:t>Valor</w:t>
-            </w:r>
-          </w:p>
-        </w:tc>
-        <w:tc>
-          <w:tcPr>
-            <w:tcW w:type="dxa" w:w="7370"/>
-            <w:shd w:val="clear" w:color="auto" w:fill="1F2D5C"/>
-          </w:tcPr>
-          <w:p>
-            <w:r/>
-            <w:r>
-              <w:rPr>
-                <w:b/>
-                <w:color w:val="FFFFFF"/>
-                <w:sz w:val="19"/>
-              </w:rPr>
-              <w:t>Tooltip</w:t>
-            </w:r>
-          </w:p>
-        </w:tc>
-      </w:tr>
-      <w:tr>
-        <w:tc>
-          <w:tcPr>
-            <w:tcW w:type="dxa" w:w="1984"/>
-          </w:tcPr>
-          <w:p>
-            <w:r/>
-            <w:r>
-              <w:rPr>
-                <w:color w:val="2C3340"/>
-                <w:sz w:val="18"/>
-              </w:rPr>
-              <w:t>Pendente</w:t>
-            </w:r>
-          </w:p>
-        </w:tc>
-        <w:tc>
-          <w:tcPr>
-            <w:tcW w:type="dxa" w:w="7370"/>
-          </w:tcPr>
-          <w:p>
-            <w:r/>
-            <w:r>
-              <w:rPr>
-                <w:color w:val="2C3340"/>
-                <w:sz w:val="18"/>
-              </w:rPr>
-              <w:t>Pendência ainda não tratada.</w:t>
-            </w:r>
-          </w:p>
-        </w:tc>
-      </w:tr>
-      <w:tr>
-        <w:tc>
-          <w:tcPr>
-            <w:tcW w:type="dxa" w:w="1984"/>
-            <w:shd w:val="clear" w:color="auto" w:fill="F5F6FA"/>
-          </w:tcPr>
-          <w:p>
-            <w:r/>
-            <w:r>
-              <w:rPr>
-                <w:color w:val="2C3340"/>
-                <w:sz w:val="18"/>
-              </w:rPr>
-              <w:t>Resolvido</w:t>
-            </w:r>
-          </w:p>
-        </w:tc>
-        <w:tc>
-          <w:tcPr>
-            <w:tcW w:type="dxa" w:w="7370"/>
-            <w:shd w:val="clear" w:color="auto" w:fill="F5F6FA"/>
-          </w:tcPr>
-          <w:p>
-            <w:r/>
-            <w:r>
-              <w:rPr>
-                <w:color w:val="2C3340"/>
-                <w:sz w:val="18"/>
-              </w:rPr>
-              <w:t>Pendência já tratada e resolvida.</w:t>
-            </w:r>
-          </w:p>
-        </w:tc>
-      </w:tr>
-    </w:tbl>
-    <w:p/>
-    <w:p>
-      <w:pPr>
-        <w:pStyle w:val="Heading1"/>
-      </w:pPr>
-      <w:r>
-        <w:rPr>
-          <w:color w:val="1F2D5C"/>
-        </w:rPr>
-        <w:t>11. Badges, cores e significados</w:t>
-      </w:r>
-    </w:p>
-    <w:p>
-      <w:pPr>
-        <w:pStyle w:val="Heading2"/>
-      </w:pPr>
-      <w:r>
-        <w:rPr>
-          <w:color w:val="1F2D5C"/>
-        </w:rPr>
-        <w:t>Badges de Tipo (coluna Tipo da grid Pendências)</w:t>
-      </w:r>
-    </w:p>
-    <w:tbl>
-      <w:tblPr>
-        <w:tblStyle w:val="LightGrid-Accent1"/>
-        <w:tblW w:type="auto" w:w="0"/>
-        <w:tblLayout w:type="fixed"/>
-        <w:tblLook w:firstColumn="1" w:firstRow="1" w:lastColumn="0" w:lastRow="0" w:noHBand="0" w:noVBand="1" w:val="04A0"/>
-      </w:tblPr>
-      <w:tblGrid>
-        <w:gridCol w:w="3324"/>
-        <w:gridCol w:w="3324"/>
-        <w:gridCol w:w="3324"/>
-      </w:tblGrid>
-      <w:tr>
-        <w:tc>
-          <w:tcPr>
-            <w:tcW w:type="dxa" w:w="1984"/>
-            <w:shd w:val="clear" w:color="auto" w:fill="1F2D5C"/>
-          </w:tcPr>
-          <w:p>
-            <w:r/>
-            <w:r>
-              <w:rPr>
-                <w:b/>
-                <w:color w:val="FFFFFF"/>
-                <w:sz w:val="19"/>
-              </w:rPr>
-              <w:t>Badge</w:t>
-            </w:r>
-          </w:p>
-        </w:tc>
-        <w:tc>
-          <w:tcPr>
-            <w:tcW w:type="dxa" w:w="1984"/>
-            <w:shd w:val="clear" w:color="auto" w:fill="1F2D5C"/>
-          </w:tcPr>
-          <w:p>
-            <w:r/>
-            <w:r>
-              <w:rPr>
-                <w:b/>
-                <w:color w:val="FFFFFF"/>
-                <w:sz w:val="19"/>
-              </w:rPr>
-              <w:t>Cor</w:t>
-            </w:r>
-          </w:p>
-        </w:tc>
-        <w:tc>
-          <w:tcPr>
-            <w:tcW w:type="dxa" w:w="5386"/>
-            <w:shd w:val="clear" w:color="auto" w:fill="1F2D5C"/>
-          </w:tcPr>
-          <w:p>
-            <w:r/>
-            <w:r>
-              <w:rPr>
-                <w:b/>
-                <w:color w:val="FFFFFF"/>
-                <w:sz w:val="19"/>
-              </w:rPr>
-              <w:t>Origem na base</w:t>
-            </w:r>
-          </w:p>
-        </w:tc>
-      </w:tr>
-      <w:tr>
-        <w:tc>
-          <w:tcPr>
-            <w:tcW w:type="dxa" w:w="1984"/>
-          </w:tcPr>
-          <w:p>
-            <w:r/>
-            <w:r>
-              <w:rPr>
-                <w:color w:val="2C3340"/>
-                <w:sz w:val="18"/>
-              </w:rPr>
-              <w:t>Sem Acesso</w:t>
-            </w:r>
-          </w:p>
-        </w:tc>
-        <w:tc>
-          <w:tcPr>
-            <w:tcW w:type="dxa" w:w="1984"/>
-          </w:tcPr>
-          <w:p>
-            <w:r/>
-            <w:r>
-              <w:rPr>
-                <w:color w:val="2C3340"/>
-                <w:sz w:val="18"/>
-              </w:rPr>
-              <w:t>Azul claro</w:t>
-            </w:r>
-          </w:p>
-        </w:tc>
-        <w:tc>
-          <w:tcPr>
-            <w:tcW w:type="dxa" w:w="5386"/>
-          </w:tcPr>
-          <w:p>
-            <w:r/>
-            <w:r>
-              <w:rPr>
-                <w:color w:val="2C3340"/>
-                <w:sz w:val="18"/>
-              </w:rPr>
-              <w:t>bi_divergencias.tipo='SEM_ACESSO'</w:t>
-            </w:r>
-          </w:p>
-        </w:tc>
-      </w:tr>
-      <w:tr>
-        <w:tc>
-          <w:tcPr>
-            <w:tcW w:type="dxa" w:w="1984"/>
-            <w:shd w:val="clear" w:color="auto" w:fill="F5F6FA"/>
-          </w:tcPr>
-          <w:p>
-            <w:r/>
-            <w:r>
-              <w:rPr>
-                <w:color w:val="2C3340"/>
-                <w:sz w:val="18"/>
-              </w:rPr>
-              <w:t>Divergente</w:t>
-            </w:r>
-          </w:p>
-        </w:tc>
-        <w:tc>
-          <w:tcPr>
-            <w:tcW w:type="dxa" w:w="1984"/>
-            <w:shd w:val="clear" w:color="auto" w:fill="F5F6FA"/>
-          </w:tcPr>
-          <w:p>
-            <w:r/>
-            <w:r>
-              <w:rPr>
-                <w:color w:val="2C3340"/>
-                <w:sz w:val="18"/>
-              </w:rPr>
-              <w:t>Azul escuro</w:t>
-            </w:r>
-          </w:p>
-        </w:tc>
-        <w:tc>
-          <w:tcPr>
-            <w:tcW w:type="dxa" w:w="5386"/>
-            <w:shd w:val="clear" w:color="auto" w:fill="F5F6FA"/>
-          </w:tcPr>
-          <w:p>
-            <w:r/>
-            <w:r>
-              <w:rPr>
-                <w:color w:val="2C3340"/>
-                <w:sz w:val="18"/>
-              </w:rPr>
-              <w:t>bi_divergencias.tipo='DIVERGENTE'</w:t>
-            </w:r>
-          </w:p>
-        </w:tc>
-      </w:tr>
-      <w:tr>
-        <w:tc>
-          <w:tcPr>
-            <w:tcW w:type="dxa" w:w="1984"/>
-          </w:tcPr>
-          <w:p>
-            <w:r/>
-            <w:r>
-              <w:rPr>
-                <w:color w:val="2C3340"/>
-                <w:sz w:val="18"/>
-              </w:rPr>
-              <w:t>Em Análise</w:t>
-            </w:r>
-          </w:p>
-        </w:tc>
-        <w:tc>
-          <w:tcPr>
-            <w:tcW w:type="dxa" w:w="1984"/>
-          </w:tcPr>
-          <w:p>
-            <w:r/>
-            <w:r>
-              <w:rPr>
-                <w:color w:val="2C3340"/>
-                <w:sz w:val="18"/>
-              </w:rPr>
-              <w:t>Laranja</w:t>
-            </w:r>
-          </w:p>
-        </w:tc>
-        <w:tc>
-          <w:tcPr>
-            <w:tcW w:type="dxa" w:w="5386"/>
-          </w:tcPr>
-          <w:p>
-            <w:r/>
-            <w:r>
-              <w:rPr>
-                <w:color w:val="2C3340"/>
-                <w:sz w:val="18"/>
-              </w:rPr>
-              <w:t>bi_divergencias.tipo='EM_ANALISE'</w:t>
-            </w:r>
-          </w:p>
-        </w:tc>
-      </w:tr>
-      <w:tr>
-        <w:tc>
-          <w:tcPr>
-            <w:tcW w:type="dxa" w:w="1984"/>
-            <w:shd w:val="clear" w:color="auto" w:fill="F5F6FA"/>
-          </w:tcPr>
-          <w:p>
-            <w:r/>
-            <w:r>
-              <w:rPr>
-                <w:color w:val="2C3340"/>
-                <w:sz w:val="18"/>
-              </w:rPr>
-              <w:t>Sem Vínculo RH</w:t>
-            </w:r>
-          </w:p>
-        </w:tc>
-        <w:tc>
-          <w:tcPr>
-            <w:tcW w:type="dxa" w:w="1984"/>
-            <w:shd w:val="clear" w:color="auto" w:fill="F5F6FA"/>
-          </w:tcPr>
-          <w:p>
-            <w:r/>
-            <w:r>
-              <w:rPr>
-                <w:color w:val="2C3340"/>
-                <w:sz w:val="18"/>
-              </w:rPr>
-              <w:t>Roxo</w:t>
-            </w:r>
-          </w:p>
-        </w:tc>
-        <w:tc>
-          <w:tcPr>
-            <w:tcW w:type="dxa" w:w="5386"/>
-            <w:shd w:val="clear" w:color="auto" w:fill="F5F6FA"/>
-          </w:tcPr>
-          <w:p>
-            <w:r/>
-            <w:r>
-              <w:rPr>
-                <w:color w:val="2C3340"/>
-                <w:sz w:val="18"/>
-              </w:rPr>
-              <w:t>bi_divergencias.tipo='ACESSO_SEM_VINCULO_RH'</w:t>
-            </w:r>
-          </w:p>
-        </w:tc>
-      </w:tr>
-    </w:tbl>
-    <w:p/>
-    <w:p>
-      <w:pPr>
-        <w:pStyle w:val="Heading2"/>
-      </w:pPr>
-      <w:r>
-        <w:rPr>
-          <w:color w:val="1F2D5C"/>
-        </w:rPr>
-        <w:t>Badges de Status</w:t>
-      </w:r>
-    </w:p>
-    <w:tbl>
-      <w:tblPr>
-        <w:tblStyle w:val="LightGrid-Accent1"/>
-        <w:tblW w:type="auto" w:w="0"/>
-        <w:tblLayout w:type="fixed"/>
-        <w:tblLook w:firstColumn="1" w:firstRow="1" w:lastColumn="0" w:lastRow="0" w:noHBand="0" w:noVBand="1" w:val="04A0"/>
-      </w:tblPr>
-      <w:tblGrid>
-        <w:gridCol w:w="3324"/>
-        <w:gridCol w:w="3324"/>
-        <w:gridCol w:w="3324"/>
-      </w:tblGrid>
-      <w:tr>
-        <w:tc>
-          <w:tcPr>
-            <w:tcW w:type="dxa" w:w="1984"/>
-            <w:shd w:val="clear" w:color="auto" w:fill="1F2D5C"/>
-          </w:tcPr>
-          <w:p>
-            <w:r/>
-            <w:r>
-              <w:rPr>
-                <w:b/>
-                <w:color w:val="FFFFFF"/>
-                <w:sz w:val="19"/>
-              </w:rPr>
-              <w:t>Badge</w:t>
-            </w:r>
-          </w:p>
-        </w:tc>
-        <w:tc>
-          <w:tcPr>
-            <w:tcW w:type="dxa" w:w="1984"/>
-            <w:shd w:val="clear" w:color="auto" w:fill="1F2D5C"/>
-          </w:tcPr>
-          <w:p>
-            <w:r/>
-            <w:r>
-              <w:rPr>
-                <w:b/>
-                <w:color w:val="FFFFFF"/>
-                <w:sz w:val="19"/>
-              </w:rPr>
-              <w:t>Cor</w:t>
-            </w:r>
-          </w:p>
-        </w:tc>
-        <w:tc>
-          <w:tcPr>
-            <w:tcW w:type="dxa" w:w="5386"/>
-            <w:shd w:val="clear" w:color="auto" w:fill="1F2D5C"/>
-          </w:tcPr>
-          <w:p>
-            <w:r/>
-            <w:r>
-              <w:rPr>
-                <w:b/>
-                <w:color w:val="FFFFFF"/>
-                <w:sz w:val="19"/>
-              </w:rPr>
-              <w:t>Origem</w:t>
-            </w:r>
-          </w:p>
-        </w:tc>
-      </w:tr>
-      <w:tr>
-        <w:tc>
-          <w:tcPr>
-            <w:tcW w:type="dxa" w:w="1984"/>
-          </w:tcPr>
-          <w:p>
-            <w:r/>
-            <w:r>
-              <w:rPr>
-                <w:color w:val="2C3340"/>
-                <w:sz w:val="18"/>
-              </w:rPr>
-              <w:t>Pendente</w:t>
-            </w:r>
-          </w:p>
-        </w:tc>
-        <w:tc>
-          <w:tcPr>
-            <w:tcW w:type="dxa" w:w="1984"/>
-          </w:tcPr>
-          <w:p>
-            <w:r/>
-            <w:r>
-              <w:rPr>
-                <w:color w:val="2C3340"/>
-                <w:sz w:val="18"/>
-              </w:rPr>
-              <w:t>Amarelo</w:t>
-            </w:r>
-          </w:p>
-        </w:tc>
-        <w:tc>
-          <w:tcPr>
-            <w:tcW w:type="dxa" w:w="5386"/>
-          </w:tcPr>
-          <w:p>
-            <w:r/>
-            <w:r>
-              <w:rPr>
-                <w:color w:val="2C3340"/>
-                <w:sz w:val="18"/>
-              </w:rPr>
-              <w:t>Calculado: ainda sem resolução</w:t>
-            </w:r>
-          </w:p>
-        </w:tc>
-      </w:tr>
-      <w:tr>
-        <w:tc>
-          <w:tcPr>
-            <w:tcW w:type="dxa" w:w="1984"/>
-            <w:shd w:val="clear" w:color="auto" w:fill="F5F6FA"/>
-          </w:tcPr>
-          <w:p>
-            <w:r/>
-            <w:r>
-              <w:rPr>
-                <w:color w:val="2C3340"/>
-                <w:sz w:val="18"/>
-              </w:rPr>
-              <w:t>Resolvido</w:t>
-            </w:r>
-          </w:p>
-        </w:tc>
-        <w:tc>
-          <w:tcPr>
-            <w:tcW w:type="dxa" w:w="1984"/>
-            <w:shd w:val="clear" w:color="auto" w:fill="F5F6FA"/>
-          </w:tcPr>
-          <w:p>
-            <w:r/>
-            <w:r>
-              <w:rPr>
-                <w:color w:val="2C3340"/>
-                <w:sz w:val="18"/>
-              </w:rPr>
-              <w:t>Verde</w:t>
-            </w:r>
-          </w:p>
-        </w:tc>
-        <w:tc>
-          <w:tcPr>
-            <w:tcW w:type="dxa" w:w="5386"/>
-            <w:shd w:val="clear" w:color="auto" w:fill="F5F6FA"/>
-          </w:tcPr>
-          <w:p>
-            <w:r/>
-            <w:r>
-              <w:rPr>
-                <w:color w:val="2C3340"/>
-                <w:sz w:val="18"/>
-              </w:rPr>
-              <w:t>Há registro em resolucoes para a matrícula</w:t>
-            </w:r>
-          </w:p>
-        </w:tc>
-      </w:tr>
-    </w:tbl>
-    <w:p/>
-    <w:p>
-      <w:pPr>
-        <w:pStyle w:val="Heading1"/>
-      </w:pPr>
-      <w:r>
-        <w:rPr>
-          <w:color w:val="1F2D5C"/>
-        </w:rPr>
-        <w:t>12. Modais</w:t>
-      </w:r>
-    </w:p>
-    <w:p>
-      <w:pPr>
-        <w:pStyle w:val="Heading2"/>
-      </w:pPr>
-      <w:r>
-        <w:rPr>
-          <w:color w:val="1F2D5C"/>
-        </w:rPr>
-        <w:t>Modal "Resolver pendência(s)"</w:t>
-      </w:r>
-    </w:p>
-    <w:p>
-      <w:r>
-        <w:rPr>
-          <w:b w:val="0"/>
-          <w:i w:val="0"/>
-          <w:color w:val="2C3340"/>
-          <w:sz w:val="20"/>
-        </w:rPr>
-        <w:t>Abre ao clicar no botão ⊕ (Resolver) em uma linha pendente.</w:t>
-      </w:r>
-    </w:p>
-    <w:tbl>
-      <w:tblPr>
-        <w:tblStyle w:val="LightGrid-Accent1"/>
-        <w:tblW w:type="auto" w:w="0"/>
-        <w:tblLayout w:type="fixed"/>
-        <w:tblLook w:firstColumn="1" w:firstRow="1" w:lastColumn="0" w:lastRow="0" w:noHBand="0" w:noVBand="1" w:val="04A0"/>
-      </w:tblPr>
-      <w:tblGrid>
-        <w:gridCol w:w="3324"/>
-        <w:gridCol w:w="3324"/>
-        <w:gridCol w:w="3324"/>
-      </w:tblGrid>
-      <w:tr>
-        <w:tc>
-          <w:tcPr>
-            <w:tcW w:type="dxa" w:w="2268"/>
-            <w:shd w:val="clear" w:color="auto" w:fill="1F2D5C"/>
-          </w:tcPr>
-          <w:p>
-            <w:r/>
-            <w:r>
-              <w:rPr>
-                <w:b/>
-                <w:color w:val="FFFFFF"/>
-                <w:sz w:val="19"/>
-              </w:rPr>
-              <w:t>Campo</w:t>
-            </w:r>
-          </w:p>
-        </w:tc>
-        <w:tc>
-          <w:tcPr>
-            <w:tcW w:type="dxa" w:w="1417"/>
-            <w:shd w:val="clear" w:color="auto" w:fill="1F2D5C"/>
-          </w:tcPr>
-          <w:p>
-            <w:r/>
-            <w:r>
-              <w:rPr>
-                <w:b/>
-                <w:color w:val="FFFFFF"/>
-                <w:sz w:val="19"/>
-              </w:rPr>
-              <w:t>Obrigatório</w:t>
-            </w:r>
-          </w:p>
-        </w:tc>
-        <w:tc>
-          <w:tcPr>
-            <w:tcW w:type="dxa" w:w="5669"/>
-            <w:shd w:val="clear" w:color="auto" w:fill="1F2D5C"/>
-          </w:tcPr>
-          <w:p>
-            <w:r/>
-            <w:r>
-              <w:rPr>
-                <w:b/>
-                <w:color w:val="FFFFFF"/>
-                <w:sz w:val="19"/>
-              </w:rPr>
-              <w:t>Descrição</w:t>
-            </w:r>
-          </w:p>
-        </w:tc>
-      </w:tr>
-      <w:tr>
-        <w:tc>
-          <w:tcPr>
-            <w:tcW w:type="dxa" w:w="2268"/>
-          </w:tcPr>
-          <w:p>
-            <w:r/>
-            <w:r>
-              <w:rPr>
-                <w:color w:val="2C3340"/>
-                <w:sz w:val="18"/>
-              </w:rPr>
-              <w:t>N° do ticket do Jira</w:t>
-            </w:r>
-          </w:p>
-        </w:tc>
-        <w:tc>
-          <w:tcPr>
-            <w:tcW w:type="dxa" w:w="1417"/>
-          </w:tcPr>
-          <w:p>
-            <w:r/>
-            <w:r>
-              <w:rPr>
-                <w:color w:val="2C3340"/>
-                <w:sz w:val="18"/>
-              </w:rPr>
-              <w:t>Sim</w:t>
-            </w:r>
-          </w:p>
-        </w:tc>
-        <w:tc>
-          <w:tcPr>
-            <w:tcW w:type="dxa" w:w="5669"/>
-          </w:tcPr>
-          <w:p>
-            <w:r/>
-            <w:r>
-              <w:rPr>
-                <w:color w:val="2C3340"/>
-                <w:sz w:val="18"/>
-              </w:rPr>
-              <w:t>Ex.: IAM-1234. Formato livre; ideal seguir o padrão Jira da CVC.</w:t>
-            </w:r>
-          </w:p>
-        </w:tc>
-      </w:tr>
-      <w:tr>
-        <w:tc>
-          <w:tcPr>
-            <w:tcW w:type="dxa" w:w="2268"/>
-            <w:shd w:val="clear" w:color="auto" w:fill="F5F6FA"/>
-          </w:tcPr>
-          <w:p>
-            <w:r/>
-            <w:r>
-              <w:rPr>
-                <w:color w:val="2C3340"/>
-                <w:sz w:val="18"/>
-              </w:rPr>
-              <w:t>Link do ticket</w:t>
-            </w:r>
-          </w:p>
-        </w:tc>
-        <w:tc>
-          <w:tcPr>
-            <w:tcW w:type="dxa" w:w="1417"/>
-            <w:shd w:val="clear" w:color="auto" w:fill="F5F6FA"/>
-          </w:tcPr>
-          <w:p>
-            <w:r/>
-            <w:r>
-              <w:rPr>
-                <w:color w:val="2C3340"/>
-                <w:sz w:val="18"/>
-              </w:rPr>
-              <w:t>Não</w:t>
-            </w:r>
-          </w:p>
-        </w:tc>
-        <w:tc>
-          <w:tcPr>
-            <w:tcW w:type="dxa" w:w="5669"/>
-            <w:shd w:val="clear" w:color="auto" w:fill="F5F6FA"/>
-          </w:tcPr>
-          <w:p>
-            <w:r/>
-            <w:r>
-              <w:rPr>
-                <w:color w:val="2C3340"/>
-                <w:sz w:val="18"/>
-              </w:rPr>
-              <w:t>URL completo do ticket (ex.: https://jira.cvc.com.br/browse/IAM-1234).</w:t>
-            </w:r>
-          </w:p>
-        </w:tc>
-      </w:tr>
-      <w:tr>
-        <w:tc>
-          <w:tcPr>
-            <w:tcW w:type="dxa" w:w="2268"/>
-          </w:tcPr>
-          <w:p>
-            <w:r/>
-            <w:r>
-              <w:rPr>
-                <w:color w:val="2C3340"/>
-                <w:sz w:val="18"/>
-              </w:rPr>
-              <w:t>Descrição</w:t>
-            </w:r>
-          </w:p>
-        </w:tc>
-        <w:tc>
-          <w:tcPr>
-            <w:tcW w:type="dxa" w:w="1417"/>
-          </w:tcPr>
-          <w:p>
-            <w:r/>
-            <w:r>
-              <w:rPr>
-                <w:color w:val="2C3340"/>
-                <w:sz w:val="18"/>
-              </w:rPr>
-              <w:t>Não</w:t>
-            </w:r>
-          </w:p>
-        </w:tc>
-        <w:tc>
-          <w:tcPr>
-            <w:tcW w:type="dxa" w:w="5669"/>
-          </w:tcPr>
-          <w:p>
-            <w:r/>
-            <w:r>
-              <w:rPr>
-                <w:color w:val="2C3340"/>
-                <w:sz w:val="18"/>
-              </w:rPr>
-              <w:t>Observações sobre como/por que foi resolvido. Até 600 caracteres.</w:t>
-            </w:r>
-          </w:p>
-        </w:tc>
-      </w:tr>
-    </w:tbl>
-    <w:p/>
-    <w:p>
-      <w:r>
-        <w:rPr>
-          <w:b w:val="0"/>
-          <w:i w:val="0"/>
-          <w:color w:val="2C3340"/>
-          <w:sz w:val="20"/>
-        </w:rPr>
-        <w:t>Ao confirmar: grava uma interação RESOLUCAO na rede (arquivo .jsonl em INTERACOES/). Na próxima execução do Processador, a interação é consolidada (dobrada) na tabela resolucoes e a matrícula passa a aparecer como Resolvido na grid.</w:t>
-      </w:r>
-    </w:p>
-    <w:p>
-      <w:pPr>
-        <w:pStyle w:val="Heading2"/>
-      </w:pPr>
-      <w:r>
-        <w:rPr>
-          <w:color w:val="1F2D5C"/>
-        </w:rPr>
-        <w:t>Modal "Detalhes da resolução" (lupa)</w:t>
-      </w:r>
-    </w:p>
-    <w:p>
-      <w:r>
-        <w:rPr>
-          <w:b w:val="0"/>
-          <w:i w:val="0"/>
-          <w:color w:val="2C3340"/>
-          <w:sz w:val="20"/>
-        </w:rPr>
-        <w:t>Abre ao clicar na lupa (🔍) de uma linha já resolvida ou em "ver detalhes" no Histórico. Mostra:</w:t>
-      </w:r>
-    </w:p>
-    <w:p>
-      <w:r>
-        <w:rPr>
-          <w:b w:val="0"/>
-          <w:i w:val="0"/>
-          <w:color w:val="2C3340"/>
-          <w:sz w:val="20"/>
-        </w:rPr>
-        <w:t>• Cargo e Centro de Custo na época da resolução.</w:t>
-      </w:r>
-    </w:p>
-    <w:p>
-      <w:r>
-        <w:rPr>
-          <w:b w:val="0"/>
-          <w:i w:val="0"/>
-          <w:color w:val="2C3340"/>
-          <w:sz w:val="20"/>
-        </w:rPr>
-        <w:t>• Lista de pendências resolvidas (tipo, perfil encontrado → esperado).</w:t>
-      </w:r>
-    </w:p>
-    <w:p>
-      <w:r>
-        <w:rPr>
-          <w:b w:val="0"/>
-          <w:i w:val="0"/>
-          <w:color w:val="2C3340"/>
-          <w:sz w:val="20"/>
-        </w:rPr>
-        <w:t>• Ticket Jira (com link) + descrição.</w:t>
-      </w:r>
-    </w:p>
-    <w:p>
-      <w:r>
-        <w:rPr>
-          <w:b w:val="0"/>
-          <w:i w:val="0"/>
-          <w:color w:val="2C3340"/>
-          <w:sz w:val="20"/>
-        </w:rPr>
-        <w:t>• Quem resolveu (usuário do Windows) e quando.</w:t>
-      </w:r>
-    </w:p>
-    <w:p>
-      <w:pPr>
-        <w:pStyle w:val="Heading2"/>
-      </w:pPr>
-      <w:r>
-        <w:rPr>
-          <w:color w:val="1F2D5C"/>
-        </w:rPr>
-        <w:t>Modal "Detalhe da pendência" (no Histórico)</w:t>
-      </w:r>
-    </w:p>
-    <w:p>
-      <w:r>
-        <w:rPr>
-          <w:b w:val="0"/>
-          <w:i w:val="0"/>
-          <w:color w:val="2C3340"/>
-          <w:sz w:val="20"/>
-        </w:rPr>
-        <w:t>Aberto pelo botão "ver detalhes" na coluna Detalhe do Histórico quando a movimentação é Pendência identificada. Mostra a divergência original, antes da resolução.</w:t>
-      </w:r>
-    </w:p>
-    <w:p>
-      <w:pPr>
-        <w:pStyle w:val="Heading1"/>
-      </w:pPr>
-      <w:r>
-        <w:rPr>
-          <w:color w:val="1F2D5C"/>
-        </w:rPr>
-        <w:t>13. Glossário</w:t>
-      </w:r>
-    </w:p>
-    <w:tbl>
-      <w:tblPr>
-        <w:tblStyle w:val="LightGrid-Accent1"/>
-        <w:tblW w:type="auto" w:w="0"/>
-        <w:tblLayout w:type="fixed"/>
-        <w:tblLook w:firstColumn="1" w:firstRow="1" w:lastColumn="0" w:lastRow="0" w:noHBand="0" w:noVBand="1" w:val="04A0"/>
-      </w:tblPr>
-      <w:tblGrid>
-        <w:gridCol w:w="4986"/>
-        <w:gridCol w:w="4986"/>
-      </w:tblGrid>
-      <w:tr>
-        <w:tc>
-          <w:tcPr>
-            <w:tcW w:type="dxa" w:w="1984"/>
-            <w:shd w:val="clear" w:color="auto" w:fill="1F2D5C"/>
-          </w:tcPr>
-          <w:p>
-            <w:r/>
-            <w:r>
-              <w:rPr>
-                <w:b/>
-                <w:color w:val="FFFFFF"/>
-                <w:sz w:val="19"/>
-              </w:rPr>
-              <w:t>Termo</w:t>
-            </w:r>
-          </w:p>
-        </w:tc>
-        <w:tc>
-          <w:tcPr>
-            <w:tcW w:type="dxa" w:w="7370"/>
-            <w:shd w:val="clear" w:color="auto" w:fill="1F2D5C"/>
-          </w:tcPr>
-          <w:p>
-            <w:r/>
-            <w:r>
-              <w:rPr>
-                <w:b/>
-                <w:color w:val="FFFFFF"/>
-                <w:sz w:val="19"/>
-              </w:rPr>
-              <w:t>Significado</w:t>
-            </w:r>
-          </w:p>
-        </w:tc>
-      </w:tr>
-      <w:tr>
-        <w:tc>
-          <w:tcPr>
-            <w:tcW w:type="dxa" w:w="1984"/>
-          </w:tcPr>
-          <w:p>
-            <w:r/>
-            <w:r>
-              <w:rPr>
-                <w:color w:val="2C3340"/>
-                <w:sz w:val="18"/>
-              </w:rPr>
-              <w:t>Pendência</w:t>
-            </w:r>
-          </w:p>
-        </w:tc>
-        <w:tc>
-          <w:tcPr>
-            <w:tcW w:type="dxa" w:w="7370"/>
-          </w:tcPr>
-          <w:p>
-            <w:r/>
-            <w:r>
-              <w:rPr>
-                <w:color w:val="2C3340"/>
-                <w:sz w:val="18"/>
-              </w:rPr>
-              <w:t>Diferença entre o que o cargo exige (matriz) e o acesso real do funcionário no sistema.</w:t>
-            </w:r>
-          </w:p>
-        </w:tc>
-      </w:tr>
-      <w:tr>
-        <w:tc>
-          <w:tcPr>
-            <w:tcW w:type="dxa" w:w="1984"/>
-            <w:shd w:val="clear" w:color="auto" w:fill="F5F6FA"/>
-          </w:tcPr>
-          <w:p>
-            <w:r/>
-            <w:r>
-              <w:rPr>
-                <w:color w:val="2C3340"/>
-                <w:sz w:val="18"/>
-              </w:rPr>
-              <w:t>Matriz</w:t>
-            </w:r>
-          </w:p>
-        </w:tc>
-        <w:tc>
-          <w:tcPr>
-            <w:tcW w:type="dxa" w:w="7370"/>
-            <w:shd w:val="clear" w:color="auto" w:fill="F5F6FA"/>
-          </w:tcPr>
-          <w:p>
-            <w:r/>
-            <w:r>
-              <w:rPr>
-                <w:color w:val="2C3340"/>
-                <w:sz w:val="18"/>
-              </w:rPr>
-              <w:t>Mapa cargo → perfil(is) esperado(s) por sistema. Mantida pela CVC e importada pelo Processador.</w:t>
-            </w:r>
-          </w:p>
-        </w:tc>
-      </w:tr>
-      <w:tr>
-        <w:tc>
-          <w:tcPr>
-            <w:tcW w:type="dxa" w:w="1984"/>
-          </w:tcPr>
-          <w:p>
-            <w:r/>
-            <w:r>
-              <w:rPr>
-                <w:color w:val="2C3340"/>
-                <w:sz w:val="18"/>
-              </w:rPr>
-              <w:t>Matriz CCO</w:t>
-            </w:r>
-          </w:p>
-        </w:tc>
-        <w:tc>
-          <w:tcPr>
-            <w:tcW w:type="dxa" w:w="7370"/>
-          </w:tcPr>
-          <w:p>
-            <w:r/>
-            <w:r>
-              <w:rPr>
-                <w:color w:val="2C3340"/>
-                <w:sz w:val="18"/>
-              </w:rPr>
-              <w:t>Override por centro de custo — quando um CC específico tem perfil próprio, sobrepondo a matriz de cargo.</w:t>
-            </w:r>
-          </w:p>
-        </w:tc>
-      </w:tr>
-      <w:tr>
-        <w:tc>
-          <w:tcPr>
-            <w:tcW w:type="dxa" w:w="1984"/>
-            <w:shd w:val="clear" w:color="auto" w:fill="F5F6FA"/>
-          </w:tcPr>
-          <w:p>
-            <w:r/>
-            <w:r>
-              <w:rPr>
-                <w:color w:val="2C3340"/>
-                <w:sz w:val="18"/>
-              </w:rPr>
-              <w:t>Cargo</w:t>
-            </w:r>
-          </w:p>
-        </w:tc>
-        <w:tc>
-          <w:tcPr>
-            <w:tcW w:type="dxa" w:w="7370"/>
-            <w:shd w:val="clear" w:color="auto" w:fill="F5F6FA"/>
-          </w:tcPr>
-          <w:p>
-            <w:r/>
-            <w:r>
-              <w:rPr>
-                <w:color w:val="2C3340"/>
-                <w:sz w:val="18"/>
-              </w:rPr>
-              <w:t>Função RH do funcionário, com código (ex.: AB001) e descrição (ex.: ANALISTA FISCAL PL).</w:t>
-            </w:r>
-          </w:p>
-        </w:tc>
-      </w:tr>
-      <w:tr>
-        <w:tc>
-          <w:tcPr>
-            <w:tcW w:type="dxa" w:w="1984"/>
-          </w:tcPr>
-          <w:p>
-            <w:r/>
-            <w:r>
-              <w:rPr>
-                <w:color w:val="2C3340"/>
-                <w:sz w:val="18"/>
-              </w:rPr>
-              <w:t>Centro de Custo (CC)</w:t>
-            </w:r>
-          </w:p>
-        </w:tc>
-        <w:tc>
-          <w:tcPr>
-            <w:tcW w:type="dxa" w:w="7370"/>
-          </w:tcPr>
-          <w:p>
-            <w:r/>
-            <w:r>
-              <w:rPr>
-                <w:color w:val="2C3340"/>
-                <w:sz w:val="18"/>
-              </w:rPr>
-              <w:t>Estrutura organizacional, formato XX.XX.XX.XX.</w:t>
-            </w:r>
-          </w:p>
-        </w:tc>
-      </w:tr>
-      <w:tr>
-        <w:tc>
-          <w:tcPr>
-            <w:tcW w:type="dxa" w:w="1984"/>
-            <w:shd w:val="clear" w:color="auto" w:fill="F5F6FA"/>
-          </w:tcPr>
-          <w:p>
-            <w:r/>
-            <w:r>
-              <w:rPr>
-                <w:color w:val="2C3340"/>
-                <w:sz w:val="18"/>
-              </w:rPr>
-              <w:t>Vínculo</w:t>
-            </w:r>
-          </w:p>
-        </w:tc>
-        <w:tc>
-          <w:tcPr>
-            <w:tcW w:type="dxa" w:w="7370"/>
-            <w:shd w:val="clear" w:color="auto" w:fill="F5F6FA"/>
-          </w:tcPr>
-          <w:p>
-            <w:r/>
-            <w:r>
-              <w:rPr>
-                <w:color w:val="2C3340"/>
-                <w:sz w:val="18"/>
-              </w:rPr>
-              <w:t>Funcionário (CLT, na base RH) ou Terceiro (futura integração com base de terceiros).</w:t>
-            </w:r>
-          </w:p>
-        </w:tc>
-      </w:tr>
-      <w:tr>
-        <w:tc>
-          <w:tcPr>
-            <w:tcW w:type="dxa" w:w="1984"/>
-          </w:tcPr>
-          <w:p>
-            <w:r/>
-            <w:r>
-              <w:rPr>
-                <w:color w:val="2C3340"/>
-                <w:sz w:val="18"/>
-              </w:rPr>
-              <w:t>Quarentena</w:t>
-            </w:r>
-          </w:p>
-        </w:tc>
-        <w:tc>
-          <w:tcPr>
-            <w:tcW w:type="dxa" w:w="7370"/>
-          </w:tcPr>
-          <w:p>
-            <w:r/>
-            <w:r>
-              <w:rPr>
-                <w:color w:val="2C3340"/>
-                <w:sz w:val="18"/>
-              </w:rPr>
-              <w:t>Estado "em espera" antes de ação definitiva. Funcionário em quarentena permanece 90 dias (configurável) antes de auto-encerrar.</w:t>
-            </w:r>
-          </w:p>
-        </w:tc>
-      </w:tr>
-      <w:tr>
-        <w:tc>
-          <w:tcPr>
-            <w:tcW w:type="dxa" w:w="1984"/>
-            <w:shd w:val="clear" w:color="auto" w:fill="F5F6FA"/>
-          </w:tcPr>
-          <w:p>
-            <w:r/>
-            <w:r>
-              <w:rPr>
-                <w:color w:val="2C3340"/>
-                <w:sz w:val="18"/>
-              </w:rPr>
-              <w:t>Resolução</w:t>
-            </w:r>
-          </w:p>
-        </w:tc>
-        <w:tc>
-          <w:tcPr>
-            <w:tcW w:type="dxa" w:w="7370"/>
-            <w:shd w:val="clear" w:color="auto" w:fill="F5F6FA"/>
-          </w:tcPr>
-          <w:p>
-            <w:r/>
-            <w:r>
-              <w:rPr>
-                <w:color w:val="2C3340"/>
-                <w:sz w:val="18"/>
-              </w:rPr>
-              <w:t>Ação manual de marcar uma pendência como tratada, sob ticket do Jira. Vai pro Histórico, sai das Pendências ativas.</w:t>
-            </w:r>
-          </w:p>
-        </w:tc>
-      </w:tr>
-      <w:tr>
-        <w:tc>
-          <w:tcPr>
-            <w:tcW w:type="dxa" w:w="1984"/>
-          </w:tcPr>
-          <w:p>
-            <w:r/>
-            <w:r>
-              <w:rPr>
-                <w:color w:val="2C3340"/>
-                <w:sz w:val="18"/>
-              </w:rPr>
-              <w:t>Interação</w:t>
-            </w:r>
-          </w:p>
-        </w:tc>
-        <w:tc>
-          <w:tcPr>
-            <w:tcW w:type="dxa" w:w="7370"/>
-          </w:tcPr>
-          <w:p>
-            <w:r/>
-            <w:r>
-              <w:rPr>
-                <w:color w:val="2C3340"/>
-                <w:sz w:val="18"/>
-              </w:rPr>
-              <w:t>Registro de uma ação do usuário (envio para quarentena, resolução, retirada). Gravado em .jsonl na rede; consolidado no banco pelo Processador.</w:t>
-            </w:r>
-          </w:p>
-        </w:tc>
-      </w:tr>
-      <w:tr>
-        <w:tc>
-          <w:tcPr>
-            <w:tcW w:type="dxa" w:w="1984"/>
-            <w:shd w:val="clear" w:color="auto" w:fill="F5F6FA"/>
-          </w:tcPr>
-          <w:p>
-            <w:r/>
-            <w:r>
-              <w:rPr>
-                <w:color w:val="2C3340"/>
-                <w:sz w:val="18"/>
-              </w:rPr>
-              <w:t>Auto-update</w:t>
-            </w:r>
-          </w:p>
-        </w:tc>
-        <w:tc>
-          <w:tcPr>
-            <w:tcW w:type="dxa" w:w="7370"/>
-            <w:shd w:val="clear" w:color="auto" w:fill="F5F6FA"/>
-          </w:tcPr>
-          <w:p>
-            <w:r/>
-            <w:r>
-              <w:rPr>
-                <w:color w:val="2C3340"/>
-                <w:sz w:val="18"/>
-              </w:rPr>
-              <w:t>Mecanismo do visualizador.exe que compara &lt;versao&gt; local vs rede e baixa atualizações automaticamente.</w:t>
-            </w:r>
-          </w:p>
-        </w:tc>
-      </w:tr>
-      <w:tr>
-        <w:tc>
-          <w:tcPr>
-            <w:tcW w:type="dxa" w:w="1984"/>
-          </w:tcPr>
-          <w:p>
-            <w:r/>
-            <w:r>
-              <w:rPr>
-                <w:color w:val="2C3340"/>
-                <w:sz w:val="18"/>
-              </w:rPr>
-              <w:t>bi_divergencias</w:t>
-            </w:r>
-          </w:p>
-        </w:tc>
-        <w:tc>
-          <w:tcPr>
-            <w:tcW w:type="dxa" w:w="7370"/>
-          </w:tcPr>
-          <w:p>
-            <w:r/>
-            <w:r>
-              <w:rPr>
-                <w:color w:val="2C3340"/>
-                <w:sz w:val="18"/>
-              </w:rPr>
-              <w:t>Tabela snapshot consolidada que alimenta o painel (combina validações + divergências).</w:t>
-            </w:r>
-          </w:p>
-        </w:tc>
-      </w:tr>
-      <w:tr>
-        <w:tc>
-          <w:tcPr>
-            <w:tcW w:type="dxa" w:w="1984"/>
-            <w:shd w:val="clear" w:color="auto" w:fill="F5F6FA"/>
-          </w:tcPr>
-          <w:p>
-            <w:r/>
-            <w:r>
-              <w:rPr>
-                <w:color w:val="2C3340"/>
-                <w:sz w:val="18"/>
-              </w:rPr>
-              <w:t>resolucoes</w:t>
-            </w:r>
-          </w:p>
-        </w:tc>
-        <w:tc>
-          <w:tcPr>
-            <w:tcW w:type="dxa" w:w="7370"/>
-            <w:shd w:val="clear" w:color="auto" w:fill="F5F6FA"/>
-          </w:tcPr>
-          <w:p>
-            <w:r/>
-            <w:r>
-              <w:rPr>
-                <w:color w:val="2C3340"/>
-                <w:sz w:val="18"/>
-              </w:rPr>
-              <w:t>Tabela com as resoluções já confirmadas (sob ticket Jira).</w:t>
-            </w:r>
-          </w:p>
-        </w:tc>
-      </w:tr>
-      <w:tr>
-        <w:tc>
-          <w:tcPr>
-            <w:tcW w:type="dxa" w:w="1984"/>
-          </w:tcPr>
-          <w:p>
-            <w:r/>
-            <w:r>
-              <w:rPr>
-                <w:color w:val="2C3340"/>
-                <w:sz w:val="18"/>
-              </w:rPr>
-              <w:t>INTERACOES/</w:t>
-            </w:r>
-          </w:p>
-        </w:tc>
-        <w:tc>
-          <w:tcPr>
-            <w:tcW w:type="dxa" w:w="7370"/>
-          </w:tcPr>
-          <w:p>
-            <w:r/>
-            <w:r>
-              <w:rPr>
-                <w:color w:val="2C3340"/>
-                <w:sz w:val="18"/>
-              </w:rPr>
-              <w:t>Pasta na rede com os .jsonl por usuário (um arquivo por USERNAME do Windows).</w:t>
-            </w:r>
-          </w:p>
-        </w:tc>
-      </w:tr>
-    </w:tbl>
-    <w:p/>
-    <w:p>
-      <w:pPr>
-        <w:pStyle w:val="Heading1"/>
-      </w:pPr>
-      <w:r>
-        <w:rPr>
-          <w:color w:val="1F2D5C"/>
-        </w:rPr>
-        <w:t>Anexo — Mapeamento status → ação (lógica do Processador)</w:t>
-      </w:r>
-    </w:p>
-    <w:tbl>
-      <w:tblPr>
-        <w:tblStyle w:val="LightGrid-Accent1"/>
-        <w:tblW w:type="auto" w:w="0"/>
-        <w:tblLayout w:type="fixed"/>
-        <w:tblLook w:firstColumn="1" w:firstRow="1" w:lastColumn="0" w:lastRow="0" w:noHBand="0" w:noVBand="1" w:val="04A0"/>
-      </w:tblPr>
-      <w:tblGrid>
-        <w:gridCol w:w="2493"/>
-        <w:gridCol w:w="2493"/>
-        <w:gridCol w:w="2493"/>
-        <w:gridCol w:w="2493"/>
-      </w:tblGrid>
-      <w:tr>
-        <w:tc>
-          <w:tcPr>
-            <w:tcW w:type="dxa" w:w="2551"/>
-            <w:shd w:val="clear" w:color="auto" w:fill="1F2D5C"/>
-          </w:tcPr>
-          <w:p>
-            <w:r/>
-            <w:r>
-              <w:rPr>
-                <w:b/>
-                <w:color w:val="FFFFFF"/>
-                <w:sz w:val="19"/>
-              </w:rPr>
-              <w:t>Cenário</w:t>
-            </w:r>
-          </w:p>
-        </w:tc>
-        <w:tc>
-          <w:tcPr>
-            <w:tcW w:type="dxa" w:w="2268"/>
-            <w:shd w:val="clear" w:color="auto" w:fill="1F2D5C"/>
-          </w:tcPr>
-          <w:p>
-            <w:r/>
-            <w:r>
-              <w:rPr>
-                <w:b/>
-                <w:color w:val="FFFFFF"/>
-                <w:sz w:val="19"/>
-              </w:rPr>
-              <w:t>bi_divergencias.tipo</w:t>
-            </w:r>
-          </w:p>
-        </w:tc>
-        <w:tc>
-          <w:tcPr>
-            <w:tcW w:type="dxa" w:w="1984"/>
-            <w:shd w:val="clear" w:color="auto" w:fill="1F2D5C"/>
-          </w:tcPr>
-          <w:p>
-            <w:r/>
-            <w:r>
-              <w:rPr>
-                <w:b/>
-                <w:color w:val="FFFFFF"/>
-                <w:sz w:val="19"/>
-              </w:rPr>
-              <w:t>Ação (no painel)</w:t>
-            </w:r>
-          </w:p>
-        </w:tc>
-        <w:tc>
-          <w:tcPr>
-            <w:tcW w:type="dxa" w:w="2551"/>
-            <w:shd w:val="clear" w:color="auto" w:fill="1F2D5C"/>
-          </w:tcPr>
-          <w:p>
-            <w:r/>
-            <w:r>
-              <w:rPr>
-                <w:b/>
-                <w:color w:val="FFFFFF"/>
-                <w:sz w:val="19"/>
-              </w:rPr>
-              <w:t>Como aparece</w:t>
-            </w:r>
-          </w:p>
-        </w:tc>
-      </w:tr>
-      <w:tr>
-        <w:tc>
-          <w:tcPr>
-            <w:tcW w:type="dxa" w:w="2551"/>
-          </w:tcPr>
-          <w:p>
-            <w:r/>
-            <w:r>
-              <w:rPr>
-                <w:color w:val="2C3340"/>
-                <w:sz w:val="18"/>
-              </w:rPr>
-              <w:t>Funcionário sem perfil no sistema</w:t>
-            </w:r>
-          </w:p>
-        </w:tc>
-        <w:tc>
-          <w:tcPr>
-            <w:tcW w:type="dxa" w:w="2268"/>
-          </w:tcPr>
-          <w:p>
-            <w:r/>
-            <w:r>
-              <w:rPr>
-                <w:color w:val="2C3340"/>
-                <w:sz w:val="18"/>
-              </w:rPr>
-              <w:t>SEM_ACESSO</w:t>
-            </w:r>
-          </w:p>
-        </w:tc>
-        <w:tc>
-          <w:tcPr>
-            <w:tcW w:type="dxa" w:w="1984"/>
-          </w:tcPr>
-          <w:p>
-            <w:r/>
-            <w:r>
-              <w:rPr>
-                <w:color w:val="2C3340"/>
-                <w:sz w:val="18"/>
-              </w:rPr>
-              <w:t>Incluir Acesso</w:t>
-            </w:r>
-          </w:p>
-        </w:tc>
-        <w:tc>
-          <w:tcPr>
-            <w:tcW w:type="dxa" w:w="2551"/>
-          </w:tcPr>
-          <w:p>
-            <w:r/>
-            <w:r>
-              <w:rPr>
-                <w:color w:val="2C3340"/>
-                <w:sz w:val="18"/>
-              </w:rPr>
-              <w:t>Card azul claro</w:t>
-            </w:r>
-          </w:p>
-        </w:tc>
-      </w:tr>
-      <w:tr>
-        <w:tc>
-          <w:tcPr>
-            <w:tcW w:type="dxa" w:w="2551"/>
-            <w:shd w:val="clear" w:color="auto" w:fill="F5F6FA"/>
-          </w:tcPr>
-          <w:p>
-            <w:r/>
-            <w:r>
-              <w:rPr>
-                <w:color w:val="2C3340"/>
-                <w:sz w:val="18"/>
-              </w:rPr>
-              <w:t>Funcionário com perfil errado</w:t>
-            </w:r>
-          </w:p>
-        </w:tc>
-        <w:tc>
-          <w:tcPr>
-            <w:tcW w:type="dxa" w:w="2268"/>
-            <w:shd w:val="clear" w:color="auto" w:fill="F5F6FA"/>
-          </w:tcPr>
-          <w:p>
-            <w:r/>
-            <w:r>
-              <w:rPr>
-                <w:color w:val="2C3340"/>
-                <w:sz w:val="18"/>
-              </w:rPr>
-              <w:t>DIVERGENTE</w:t>
-            </w:r>
-          </w:p>
-        </w:tc>
-        <w:tc>
-          <w:tcPr>
-            <w:tcW w:type="dxa" w:w="1984"/>
-            <w:shd w:val="clear" w:color="auto" w:fill="F5F6FA"/>
-          </w:tcPr>
-          <w:p>
-            <w:r/>
-            <w:r>
-              <w:rPr>
-                <w:color w:val="2C3340"/>
-                <w:sz w:val="18"/>
-              </w:rPr>
-              <w:t>Alterar Perfil</w:t>
-            </w:r>
-          </w:p>
-        </w:tc>
-        <w:tc>
-          <w:tcPr>
-            <w:tcW w:type="dxa" w:w="2551"/>
-            <w:shd w:val="clear" w:color="auto" w:fill="F5F6FA"/>
-          </w:tcPr>
-          <w:p>
-            <w:r/>
-            <w:r>
-              <w:rPr>
-                <w:color w:val="2C3340"/>
-                <w:sz w:val="18"/>
-              </w:rPr>
-              <w:t>Card azul escuro</w:t>
-            </w:r>
-          </w:p>
-        </w:tc>
-      </w:tr>
-      <w:tr>
-        <w:tc>
-          <w:tcPr>
-            <w:tcW w:type="dxa" w:w="2551"/>
-          </w:tcPr>
-          <w:p>
-            <w:r/>
-            <w:r>
-              <w:rPr>
-                <w:color w:val="2C3340"/>
-                <w:sz w:val="18"/>
-              </w:rPr>
-              <w:t>Cargo com 2+ perfis possíveis</w:t>
-            </w:r>
-          </w:p>
-        </w:tc>
-        <w:tc>
-          <w:tcPr>
-            <w:tcW w:type="dxa" w:w="2268"/>
-          </w:tcPr>
-          <w:p>
-            <w:r/>
-            <w:r>
-              <w:rPr>
-                <w:color w:val="2C3340"/>
-                <w:sz w:val="18"/>
-              </w:rPr>
-              <w:t>EM_ANALISE</w:t>
-            </w:r>
-          </w:p>
-        </w:tc>
-        <w:tc>
-          <w:tcPr>
-            <w:tcW w:type="dxa" w:w="1984"/>
-          </w:tcPr>
-          <w:p>
-            <w:r/>
-            <w:r>
-              <w:rPr>
-                <w:color w:val="2C3340"/>
-                <w:sz w:val="18"/>
-              </w:rPr>
-              <w:t>Em Análise</w:t>
-            </w:r>
-          </w:p>
-        </w:tc>
-        <w:tc>
-          <w:tcPr>
-            <w:tcW w:type="dxa" w:w="2551"/>
-          </w:tcPr>
-          <w:p>
-            <w:r/>
-            <w:r>
-              <w:rPr>
-                <w:color w:val="2C3340"/>
-                <w:sz w:val="18"/>
-              </w:rPr>
-              <w:t>Card laranja</w:t>
-            </w:r>
-          </w:p>
-        </w:tc>
-      </w:tr>
-      <w:tr>
-        <w:tc>
-          <w:tcPr>
-            <w:tcW w:type="dxa" w:w="2551"/>
-            <w:shd w:val="clear" w:color="auto" w:fill="F5F6FA"/>
-          </w:tcPr>
-          <w:p>
-            <w:r/>
-            <w:r>
-              <w:rPr>
-                <w:color w:val="2C3340"/>
-                <w:sz w:val="18"/>
-              </w:rPr>
-              <w:t>Usuário no SYSTUR sem matrícula</w:t>
-            </w:r>
-          </w:p>
-        </w:tc>
-        <w:tc>
-          <w:tcPr>
-            <w:tcW w:type="dxa" w:w="2268"/>
-            <w:shd w:val="clear" w:color="auto" w:fill="F5F6FA"/>
-          </w:tcPr>
-          <w:p>
-            <w:r/>
-            <w:r>
-              <w:rPr>
-                <w:color w:val="2C3340"/>
-                <w:sz w:val="18"/>
-              </w:rPr>
-              <w:t>ACESSO_SEM_VINCULO_RH</w:t>
-            </w:r>
-          </w:p>
-        </w:tc>
-        <w:tc>
-          <w:tcPr>
-            <w:tcW w:type="dxa" w:w="1984"/>
-            <w:shd w:val="clear" w:color="auto" w:fill="F5F6FA"/>
-          </w:tcPr>
-          <w:p>
-            <w:r/>
-            <w:r>
-              <w:rPr>
-                <w:color w:val="2C3340"/>
-                <w:sz w:val="18"/>
-              </w:rPr>
-              <w:t>Não Mapeado</w:t>
-            </w:r>
-          </w:p>
-        </w:tc>
-        <w:tc>
-          <w:tcPr>
-            <w:tcW w:type="dxa" w:w="2551"/>
-            <w:shd w:val="clear" w:color="auto" w:fill="F5F6FA"/>
-          </w:tcPr>
-          <w:p>
-            <w:r/>
-            <w:r>
-              <w:rPr>
-                <w:color w:val="2C3340"/>
-                <w:sz w:val="18"/>
-              </w:rPr>
-              <w:t>Card roxo</w:t>
-            </w:r>
-          </w:p>
-        </w:tc>
-      </w:tr>
-      <w:tr>
-        <w:tc>
-          <w:tcPr>
-            <w:tcW w:type="dxa" w:w="2551"/>
-          </w:tcPr>
-          <w:p>
-            <w:r/>
-            <w:r>
-              <w:rPr>
-                <w:color w:val="2C3340"/>
-                <w:sz w:val="18"/>
-              </w:rPr>
-              <w:t>Funcionário desligado com acesso</w:t>
-            </w:r>
-          </w:p>
-        </w:tc>
-        <w:tc>
-          <w:tcPr>
-            <w:tcW w:type="dxa" w:w="2268"/>
-          </w:tcPr>
-          <w:p>
-            <w:r/>
-            <w:r>
-              <w:rPr>
-                <w:color w:val="2C3340"/>
-                <w:sz w:val="18"/>
-              </w:rPr>
-              <w:t>(em divergencias, tipo ACESSO_DESLIGADO)</w:t>
-            </w:r>
-          </w:p>
-        </w:tc>
-        <w:tc>
-          <w:tcPr>
-            <w:tcW w:type="dxa" w:w="1984"/>
-          </w:tcPr>
-          <w:p>
-            <w:r/>
-            <w:r>
-              <w:rPr>
-                <w:color w:val="2C3340"/>
-                <w:sz w:val="18"/>
-              </w:rPr>
-              <w:t>(visão futura)</w:t>
-            </w:r>
-          </w:p>
-        </w:tc>
-        <w:tc>
-          <w:tcPr>
-            <w:tcW w:type="dxa" w:w="2551"/>
-          </w:tcPr>
-          <w:p>
-            <w:r/>
-            <w:r>
-              <w:rPr>
-                <w:color w:val="2C3340"/>
-                <w:sz w:val="18"/>
-              </w:rPr>
-              <w:t>(ainda não no painel)</w:t>
-            </w:r>
-          </w:p>
-        </w:tc>
-      </w:tr>
-    </w:tbl>
-    <w:p/>
     <w:p/>
     <w:p>
       <w:pPr>
@@ -6005,7 +900,7 @@
           <w:color w:val="5A6478"/>
           <w:sz w:val="18"/>
         </w:rPr>
-        <w:t>Documento gerado automaticamente — referente à versão v2.0.1 do sistema.</w:t>
+        <w:t>CVC IAM Analytics — v2.0.1</w:t>
       </w:r>
     </w:p>
     <w:sectPr>
